--- a/docs/rapor/personas-proje-raporu.docx
+++ b/docs/rapor/personas-proje-raporu.docx
@@ -749,7 +749,7 @@
                 <w:sz w:val="20"/>
                 <w:szCs w:val="20"/>
               </w:rPr>
-              <w:t xml:space="preserve">Kısmen: seçilen modelde p50 3,95 sn; hafif alternatif qwen2.5-1.5b ile 2,45 sn (Bölüm 6.4)</w:t>
+              <w:t xml:space="preserve">Kısmen: seçilen modelde p50 ~4,7 sn; hafif alternatif qwen2.5-1.5b ile ~3,0 sn (Bölüm 6.4)</w:t>
             </w:r>
           </w:p>
         </w:tc>
@@ -888,7 +888,40 @@
         <w:spacing w:after="120" w:before="240"/>
       </w:pPr>
       <w:r>
-        <w:t xml:space="preserve">3.3 Yazma işlemleri ve onay kapısı</w:t>
+        <w:t xml:space="preserve">3.3 Cevap akışı ve çok turlu konuşma</w:t>
+      </w:r>
+    </w:p>
+    <w:p>
+      <w:pPr>
+        <w:spacing w:after="120" w:line="276"/>
+      </w:pPr>
+      <w:r>
+        <w:rPr>
+          <w:sz w:val="22"/>
+          <w:szCs w:val="22"/>
+        </w:rPr>
+        <w:t xml:space="preserve">Cevap, modelden geldikçe parça parça arayüze yazılır (assistant.answer_stream). Ölçülen süre değişmez ama kullanıcı ilk kelimeleri saniyenin altında görür; küçük modelde p95 gecikmenin on saniyeyi aşabildiği düşünülürse bu belirgin bir fark yaratır. Model çağrılmayan akışlarda (yazma taslağı, bilgi bulunamaması, uygulama açma) tek seferde sonuç döner.</w:t>
+      </w:r>
+    </w:p>
+    <w:p>
+      <w:pPr>
+        <w:spacing w:after="120" w:line="276"/>
+      </w:pPr>
+      <w:r>
+        <w:rPr>
+          <w:sz w:val="22"/>
+          <w:szCs w:val="22"/>
+        </w:rPr>
+        <w:t xml:space="preserve">Asistan son iki turu hatırlar: geçmiş isteme eklenir ve işaret zamiri içeren takip soruları erişim için önceki soruyla genişletilir. Genişletme uzunluğa değil zamire bakar; böylece kendi başına anlamlı kısa sorular ("RAG nedir?") bozulmaz. Örnek: "Python'da sanal ortam nasıl oluşturulur?" sorusunun ardından "Peki onu nasıl kapatırım?" sorusu doğru biçimde deactivate cevabını verir.</w:t>
+      </w:r>
+    </w:p>
+    <w:p>
+      <w:pPr>
+        <w:pStyle w:val="Heading2"/>
+        <w:spacing w:after="120" w:before="240"/>
+      </w:pPr>
+      <w:r>
+        <w:t xml:space="preserve">3.4 Yazma işlemleri ve onay kapısı</w:t>
       </w:r>
     </w:p>
     <w:p>
@@ -1653,7 +1686,7 @@
           <w:sz w:val="22"/>
           <w:szCs w:val="22"/>
         </w:rPr>
-        <w:t xml:space="preserve">Ölçümler 30 soruluk sabit bir set (eval/questions.json) üzerinde, scripts/evaluate.py ile yapılmıştır. Ham koşum çıktıları docs/eval/ klasöründedir. Ayrıntılı analiz için docs/eval/degerlendirme-raporu.md dosyasına bakılabilir.</w:t>
+        <w:t xml:space="preserve">Ölçümler 30 soruluk sabit bir set (eval/questions.json) üzerinde, scripts/evaluate.py ile yapılmıştır. Gecikmeler koşumdan koşuma değiştiği için (aynı model iki koşumda p50 3,95 ve 4,72 saniye vermiştir) tek bir ondalık basamağa anlam yüklenmemelidir; modeller arası fark bu oynaklıktan büyüktür. Ham koşum çıktıları docs/eval/ klasöründedir. Ayrıntılı analiz için docs/eval/degerlendirme-raporu.md dosyasına bakılabilir.</w:t>
       </w:r>
     </w:p>
     <w:p>
@@ -2858,12 +2891,13 @@
         </w:tblBorders>
       </w:tblPr>
       <w:tblGrid>
-        <w:gridCol w:w="1900"/>
+        <w:gridCol w:w="1740"/>
         <w:gridCol w:w="900"/>
-        <w:gridCol w:w="900"/>
+        <w:gridCol w:w="1180"/>
+        <w:gridCol w:w="1220"/>
         <w:gridCol w:w="900"/>
         <w:gridCol w:w="1200"/>
-        <w:gridCol w:w="3560"/>
+        <w:gridCol w:w="2220"/>
       </w:tblGrid>
       <w:tr>
         <w:trPr>
@@ -2871,7 +2905,7 @@
         </w:trPr>
         <w:tc>
           <w:tcPr>
-            <w:tcW w:type="dxa" w:w="1900"/>
+            <w:tcW w:type="dxa" w:w="1740"/>
             <w:shd w:fill="EFE8D6" w:color="auto" w:val="clear"/>
             <w:tcMar>
               <w:top w:type="dxa" w:w="60"/>
@@ -2923,6 +2957,58 @@
         </w:tc>
         <w:tc>
           <w:tcPr>
+            <w:tcW w:type="dxa" w:w="1180"/>
+            <w:shd w:fill="EFE8D6" w:color="auto" w:val="clear"/>
+            <w:tcMar>
+              <w:top w:type="dxa" w:w="60"/>
+              <w:left w:type="dxa" w:w="100"/>
+              <w:bottom w:type="dxa" w:w="60"/>
+              <w:right w:type="dxa" w:w="100"/>
+            </w:tcMar>
+          </w:tcPr>
+          <w:p>
+            <w:pPr>
+              <w:spacing w:after="0" w:line="240"/>
+            </w:pPr>
+            <w:r>
+              <w:rPr>
+                <w:b/>
+                <w:bCs/>
+                <w:sz w:val="20"/>
+                <w:szCs w:val="20"/>
+              </w:rPr>
+              <w:t xml:space="preserve">Oto kalite</w:t>
+            </w:r>
+          </w:p>
+        </w:tc>
+        <w:tc>
+          <w:tcPr>
+            <w:tcW w:type="dxa" w:w="1220"/>
+            <w:shd w:fill="EFE8D6" w:color="auto" w:val="clear"/>
+            <w:tcMar>
+              <w:top w:type="dxa" w:w="60"/>
+              <w:left w:type="dxa" w:w="100"/>
+              <w:bottom w:type="dxa" w:w="60"/>
+              <w:right w:type="dxa" w:w="100"/>
+            </w:tcMar>
+          </w:tcPr>
+          <w:p>
+            <w:pPr>
+              <w:spacing w:after="0" w:line="240"/>
+            </w:pPr>
+            <w:r>
+              <w:rPr>
+                <w:b/>
+                <w:bCs/>
+                <w:sz w:val="20"/>
+                <w:szCs w:val="20"/>
+              </w:rPr>
+              <w:t xml:space="preserve">Elle kalite</w:t>
+            </w:r>
+          </w:p>
+        </w:tc>
+        <w:tc>
+          <w:tcPr>
             <w:tcW w:type="dxa" w:w="900"/>
             <w:shd w:fill="EFE8D6" w:color="auto" w:val="clear"/>
             <w:tcMar>
@@ -2949,7 +3035,7 @@
         </w:tc>
         <w:tc>
           <w:tcPr>
-            <w:tcW w:type="dxa" w:w="900"/>
+            <w:tcW w:type="dxa" w:w="1200"/>
             <w:shd w:fill="EFE8D6" w:color="auto" w:val="clear"/>
             <w:tcMar>
               <w:top w:type="dxa" w:w="60"/>
@@ -2969,13 +3055,13 @@
                 <w:sz w:val="20"/>
                 <w:szCs w:val="20"/>
               </w:rPr>
-              <w:t xml:space="preserve">p95</w:t>
-            </w:r>
-          </w:p>
-        </w:tc>
-        <w:tc>
-          <w:tcPr>
-            <w:tcW w:type="dxa" w:w="1200"/>
+              <w:t xml:space="preserve">Çekimserlik</w:t>
+            </w:r>
+          </w:p>
+        </w:tc>
+        <w:tc>
+          <w:tcPr>
+            <w:tcW w:type="dxa" w:w="2220"/>
             <w:shd w:fill="EFE8D6" w:color="auto" w:val="clear"/>
             <w:tcMar>
               <w:top w:type="dxa" w:w="60"/>
@@ -2995,33 +3081,7 @@
                 <w:sz w:val="20"/>
                 <w:szCs w:val="20"/>
               </w:rPr>
-              <w:t xml:space="preserve">Çekimserlik</w:t>
-            </w:r>
-          </w:p>
-        </w:tc>
-        <w:tc>
-          <w:tcPr>
-            <w:tcW w:type="dxa" w:w="3560"/>
-            <w:shd w:fill="EFE8D6" w:color="auto" w:val="clear"/>
-            <w:tcMar>
-              <w:top w:type="dxa" w:w="60"/>
-              <w:left w:type="dxa" w:w="100"/>
-              <w:bottom w:type="dxa" w:w="60"/>
-              <w:right w:type="dxa" w:w="100"/>
-            </w:tcMar>
-          </w:tcPr>
-          <w:p>
-            <w:pPr>
-              <w:spacing w:after="0" w:line="240"/>
-            </w:pPr>
-            <w:r>
-              <w:rPr>
-                <w:b/>
-                <w:bCs/>
-                <w:sz w:val="20"/>
-                <w:szCs w:val="20"/>
-              </w:rPr>
-              <w:t xml:space="preserve">Değerlendirme</w:t>
+              <w:t xml:space="preserve">Sonuç</w:t>
             </w:r>
           </w:p>
         </w:tc>
@@ -3029,7 +3089,7 @@
       <w:tr>
         <w:tc>
           <w:tcPr>
-            <w:tcW w:type="dxa" w:w="1900"/>
+            <w:tcW w:type="dxa" w:w="1740"/>
             <w:tcMar>
               <w:top w:type="dxa" w:w="60"/>
               <w:left w:type="dxa" w:w="100"/>
@@ -3075,6 +3135,52 @@
         </w:tc>
         <w:tc>
           <w:tcPr>
+            <w:tcW w:type="dxa" w:w="1180"/>
+            <w:tcMar>
+              <w:top w:type="dxa" w:w="60"/>
+              <w:left w:type="dxa" w:w="100"/>
+              <w:bottom w:type="dxa" w:w="60"/>
+              <w:right w:type="dxa" w:w="100"/>
+            </w:tcMar>
+          </w:tcPr>
+          <w:p>
+            <w:pPr>
+              <w:spacing w:after="0" w:line="240"/>
+            </w:pPr>
+            <w:r>
+              <w:rPr>
+                <w:sz w:val="20"/>
+                <w:szCs w:val="20"/>
+              </w:rPr>
+              <w:t xml:space="preserve">24/28</w:t>
+            </w:r>
+          </w:p>
+        </w:tc>
+        <w:tc>
+          <w:tcPr>
+            <w:tcW w:type="dxa" w:w="1220"/>
+            <w:tcMar>
+              <w:top w:type="dxa" w:w="60"/>
+              <w:left w:type="dxa" w:w="100"/>
+              <w:bottom w:type="dxa" w:w="60"/>
+              <w:right w:type="dxa" w:w="100"/>
+            </w:tcMar>
+          </w:tcPr>
+          <w:p>
+            <w:pPr>
+              <w:spacing w:after="0" w:line="240"/>
+            </w:pPr>
+            <w:r>
+              <w:rPr>
+                <w:sz w:val="20"/>
+                <w:szCs w:val="20"/>
+              </w:rPr>
+              <w:t xml:space="preserve">22/28</w:t>
+            </w:r>
+          </w:p>
+        </w:tc>
+        <w:tc>
+          <w:tcPr>
             <w:tcW w:type="dxa" w:w="900"/>
             <w:tcMar>
               <w:top w:type="dxa" w:w="60"/>
@@ -3092,30 +3198,7 @@
                 <w:sz w:val="20"/>
                 <w:szCs w:val="20"/>
               </w:rPr>
-              <w:t xml:space="preserve">3,95 sn</w:t>
-            </w:r>
-          </w:p>
-        </w:tc>
-        <w:tc>
-          <w:tcPr>
-            <w:tcW w:type="dxa" w:w="900"/>
-            <w:tcMar>
-              <w:top w:type="dxa" w:w="60"/>
-              <w:left w:type="dxa" w:w="100"/>
-              <w:bottom w:type="dxa" w:w="60"/>
-              <w:right w:type="dxa" w:w="100"/>
-            </w:tcMar>
-          </w:tcPr>
-          <w:p>
-            <w:pPr>
-              <w:spacing w:after="0" w:line="240"/>
-            </w:pPr>
-            <w:r>
-              <w:rPr>
-                <w:sz w:val="20"/>
-                <w:szCs w:val="20"/>
-              </w:rPr>
-              <w:t xml:space="preserve">10,92 sn</w:t>
+              <w:t xml:space="preserve">4,72 sn</w:t>
             </w:r>
           </w:p>
         </w:tc>
@@ -3144,24 +3227,24 @@
         </w:tc>
         <w:tc>
           <w:tcPr>
-            <w:tcW w:type="dxa" w:w="3560"/>
-            <w:tcMar>
-              <w:top w:type="dxa" w:w="60"/>
-              <w:left w:type="dxa" w:w="100"/>
-              <w:bottom w:type="dxa" w:w="60"/>
-              <w:right w:type="dxa" w:w="100"/>
-            </w:tcMar>
-          </w:tcPr>
-          <w:p>
-            <w:pPr>
-              <w:spacing w:after="0" w:line="240"/>
-            </w:pPr>
-            <w:r>
-              <w:rPr>
-                <w:sz w:val="20"/>
-                <w:szCs w:val="20"/>
-              </w:rPr>
-              <w:t xml:space="preserve">Seçilen. Kalite 22/28; tehlikeli git sorusunu doğru cevaplayan tek model</w:t>
+            <w:tcW w:type="dxa" w:w="2220"/>
+            <w:tcMar>
+              <w:top w:type="dxa" w:w="60"/>
+              <w:left w:type="dxa" w:w="100"/>
+              <w:bottom w:type="dxa" w:w="60"/>
+              <w:right w:type="dxa" w:w="100"/>
+            </w:tcMar>
+          </w:tcPr>
+          <w:p>
+            <w:pPr>
+              <w:spacing w:after="0" w:line="240"/>
+            </w:pPr>
+            <w:r>
+              <w:rPr>
+                <w:sz w:val="20"/>
+                <w:szCs w:val="20"/>
+              </w:rPr>
+              <w:t xml:space="preserve">Seçilen</w:t>
             </w:r>
           </w:p>
         </w:tc>
@@ -3169,7 +3252,7 @@
       <w:tr>
         <w:tc>
           <w:tcPr>
-            <w:tcW w:type="dxa" w:w="1900"/>
+            <w:tcW w:type="dxa" w:w="1740"/>
             <w:shd w:fill="F7F7F7" w:color="auto" w:val="clear"/>
             <w:tcMar>
               <w:top w:type="dxa" w:w="60"/>
@@ -3217,6 +3300,54 @@
         </w:tc>
         <w:tc>
           <w:tcPr>
+            <w:tcW w:type="dxa" w:w="1180"/>
+            <w:shd w:fill="F7F7F7" w:color="auto" w:val="clear"/>
+            <w:tcMar>
+              <w:top w:type="dxa" w:w="60"/>
+              <w:left w:type="dxa" w:w="100"/>
+              <w:bottom w:type="dxa" w:w="60"/>
+              <w:right w:type="dxa" w:w="100"/>
+            </w:tcMar>
+          </w:tcPr>
+          <w:p>
+            <w:pPr>
+              <w:spacing w:after="0" w:line="240"/>
+            </w:pPr>
+            <w:r>
+              <w:rPr>
+                <w:sz w:val="20"/>
+                <w:szCs w:val="20"/>
+              </w:rPr>
+              <w:t xml:space="preserve">20/28</w:t>
+            </w:r>
+          </w:p>
+        </w:tc>
+        <w:tc>
+          <w:tcPr>
+            <w:tcW w:type="dxa" w:w="1220"/>
+            <w:shd w:fill="F7F7F7" w:color="auto" w:val="clear"/>
+            <w:tcMar>
+              <w:top w:type="dxa" w:w="60"/>
+              <w:left w:type="dxa" w:w="100"/>
+              <w:bottom w:type="dxa" w:w="60"/>
+              <w:right w:type="dxa" w:w="100"/>
+            </w:tcMar>
+          </w:tcPr>
+          <w:p>
+            <w:pPr>
+              <w:spacing w:after="0" w:line="240"/>
+            </w:pPr>
+            <w:r>
+              <w:rPr>
+                <w:sz w:val="20"/>
+                <w:szCs w:val="20"/>
+              </w:rPr>
+              <w:t xml:space="preserve">18/28</w:t>
+            </w:r>
+          </w:p>
+        </w:tc>
+        <w:tc>
+          <w:tcPr>
             <w:tcW w:type="dxa" w:w="900"/>
             <w:shd w:fill="F7F7F7" w:color="auto" w:val="clear"/>
             <w:tcMar>
@@ -3235,31 +3366,7 @@
                 <w:sz w:val="20"/>
                 <w:szCs w:val="20"/>
               </w:rPr>
-              <w:t xml:space="preserve">2,45 sn</w:t>
-            </w:r>
-          </w:p>
-        </w:tc>
-        <w:tc>
-          <w:tcPr>
-            <w:tcW w:type="dxa" w:w="900"/>
-            <w:shd w:fill="F7F7F7" w:color="auto" w:val="clear"/>
-            <w:tcMar>
-              <w:top w:type="dxa" w:w="60"/>
-              <w:left w:type="dxa" w:w="100"/>
-              <w:bottom w:type="dxa" w:w="60"/>
-              <w:right w:type="dxa" w:w="100"/>
-            </w:tcMar>
-          </w:tcPr>
-          <w:p>
-            <w:pPr>
-              <w:spacing w:after="0" w:line="240"/>
-            </w:pPr>
-            <w:r>
-              <w:rPr>
-                <w:sz w:val="20"/>
-                <w:szCs w:val="20"/>
-              </w:rPr>
-              <w:t xml:space="preserve">5,68 sn</w:t>
+              <w:t xml:space="preserve">2,98 sn</w:t>
             </w:r>
           </w:p>
         </w:tc>
@@ -3289,25 +3396,25 @@
         </w:tc>
         <w:tc>
           <w:tcPr>
-            <w:tcW w:type="dxa" w:w="3560"/>
-            <w:shd w:fill="F7F7F7" w:color="auto" w:val="clear"/>
-            <w:tcMar>
-              <w:top w:type="dxa" w:w="60"/>
-              <w:left w:type="dxa" w:w="100"/>
-              <w:bottom w:type="dxa" w:w="60"/>
-              <w:right w:type="dxa" w:w="100"/>
-            </w:tcMar>
-          </w:tcPr>
-          <w:p>
-            <w:pPr>
-              <w:spacing w:after="0" w:line="240"/>
-            </w:pPr>
-            <w:r>
-              <w:rPr>
-                <w:sz w:val="20"/>
-                <w:szCs w:val="20"/>
-              </w:rPr>
-              <w:t xml:space="preserve">Kalite 18/28. En hızlısı; hafif donanım için önerilen alternatif</w:t>
+            <w:tcW w:type="dxa" w:w="2220"/>
+            <w:shd w:fill="F7F7F7" w:color="auto" w:val="clear"/>
+            <w:tcMar>
+              <w:top w:type="dxa" w:w="60"/>
+              <w:left w:type="dxa" w:w="100"/>
+              <w:bottom w:type="dxa" w:w="60"/>
+              <w:right w:type="dxa" w:w="100"/>
+            </w:tcMar>
+          </w:tcPr>
+          <w:p>
+            <w:pPr>
+              <w:spacing w:after="0" w:line="240"/>
+            </w:pPr>
+            <w:r>
+              <w:rPr>
+                <w:sz w:val="20"/>
+                <w:szCs w:val="20"/>
+              </w:rPr>
+              <w:t xml:space="preserve">Hafif alternatif</w:t>
             </w:r>
           </w:p>
         </w:tc>
@@ -3315,7 +3422,7 @@
       <w:tr>
         <w:tc>
           <w:tcPr>
-            <w:tcW w:type="dxa" w:w="1900"/>
+            <w:tcW w:type="dxa" w:w="1740"/>
             <w:tcMar>
               <w:top w:type="dxa" w:w="60"/>
               <w:left w:type="dxa" w:w="100"/>
@@ -3361,6 +3468,52 @@
         </w:tc>
         <w:tc>
           <w:tcPr>
+            <w:tcW w:type="dxa" w:w="1180"/>
+            <w:tcMar>
+              <w:top w:type="dxa" w:w="60"/>
+              <w:left w:type="dxa" w:w="100"/>
+              <w:bottom w:type="dxa" w:w="60"/>
+              <w:right w:type="dxa" w:w="100"/>
+            </w:tcMar>
+          </w:tcPr>
+          <w:p>
+            <w:pPr>
+              <w:spacing w:after="0" w:line="240"/>
+            </w:pPr>
+            <w:r>
+              <w:rPr>
+                <w:sz w:val="20"/>
+                <w:szCs w:val="20"/>
+              </w:rPr>
+              <w:t xml:space="preserve">14/28</w:t>
+            </w:r>
+          </w:p>
+        </w:tc>
+        <w:tc>
+          <w:tcPr>
+            <w:tcW w:type="dxa" w:w="1220"/>
+            <w:tcMar>
+              <w:top w:type="dxa" w:w="60"/>
+              <w:left w:type="dxa" w:w="100"/>
+              <w:bottom w:type="dxa" w:w="60"/>
+              <w:right w:type="dxa" w:w="100"/>
+            </w:tcMar>
+          </w:tcPr>
+          <w:p>
+            <w:pPr>
+              <w:spacing w:after="0" w:line="240"/>
+            </w:pPr>
+            <w:r>
+              <w:rPr>
+                <w:sz w:val="20"/>
+                <w:szCs w:val="20"/>
+              </w:rPr>
+              <w:t xml:space="preserve">11/28</w:t>
+            </w:r>
+          </w:p>
+        </w:tc>
+        <w:tc>
+          <w:tcPr>
             <w:tcW w:type="dxa" w:w="900"/>
             <w:tcMar>
               <w:top w:type="dxa" w:w="60"/>
@@ -3378,30 +3531,7 @@
                 <w:sz w:val="20"/>
                 <w:szCs w:val="20"/>
               </w:rPr>
-              <w:t xml:space="preserve">4,01 sn</w:t>
-            </w:r>
-          </w:p>
-        </w:tc>
-        <w:tc>
-          <w:tcPr>
-            <w:tcW w:type="dxa" w:w="900"/>
-            <w:tcMar>
-              <w:top w:type="dxa" w:w="60"/>
-              <w:left w:type="dxa" w:w="100"/>
-              <w:bottom w:type="dxa" w:w="60"/>
-              <w:right w:type="dxa" w:w="100"/>
-            </w:tcMar>
-          </w:tcPr>
-          <w:p>
-            <w:pPr>
-              <w:spacing w:after="0" w:line="240"/>
-            </w:pPr>
-            <w:r>
-              <w:rPr>
-                <w:sz w:val="20"/>
-                <w:szCs w:val="20"/>
-              </w:rPr>
-              <w:t xml:space="preserve">11,63 sn</w:t>
+              <w:t xml:space="preserve">4,47 sn</w:t>
             </w:r>
           </w:p>
         </w:tc>
@@ -3430,24 +3560,24 @@
         </w:tc>
         <w:tc>
           <w:tcPr>
-            <w:tcW w:type="dxa" w:w="3560"/>
-            <w:tcMar>
-              <w:top w:type="dxa" w:w="60"/>
-              <w:left w:type="dxa" w:w="100"/>
-              <w:bottom w:type="dxa" w:w="60"/>
-              <w:right w:type="dxa" w:w="100"/>
-            </w:tcMar>
-          </w:tcPr>
-          <w:p>
-            <w:pPr>
-              <w:spacing w:after="0" w:line="240"/>
-            </w:pPr>
-            <w:r>
-              <w:rPr>
-                <w:sz w:val="20"/>
-                <w:szCs w:val="20"/>
-              </w:rPr>
-              <w:t xml:space="preserve">Kalite 11/28. Bozuk Türkçe, veri kaybettiren komut önerisi, halüsinasyon</w:t>
+            <w:tcW w:type="dxa" w:w="2220"/>
+            <w:tcMar>
+              <w:top w:type="dxa" w:w="60"/>
+              <w:left w:type="dxa" w:w="100"/>
+              <w:bottom w:type="dxa" w:w="60"/>
+              <w:right w:type="dxa" w:w="100"/>
+            </w:tcMar>
+          </w:tcPr>
+          <w:p>
+            <w:pPr>
+              <w:spacing w:after="0" w:line="240"/>
+            </w:pPr>
+            <w:r>
+              <w:rPr>
+                <w:sz w:val="20"/>
+                <w:szCs w:val="20"/>
+              </w:rPr>
+              <w:t xml:space="preserve">Elendi</w:t>
             </w:r>
           </w:p>
         </w:tc>
@@ -3455,7 +3585,7 @@
       <w:tr>
         <w:tc>
           <w:tcPr>
-            <w:tcW w:type="dxa" w:w="1900"/>
+            <w:tcW w:type="dxa" w:w="1740"/>
             <w:shd w:fill="F7F7F7" w:color="auto" w:val="clear"/>
             <w:tcMar>
               <w:top w:type="dxa" w:w="60"/>
@@ -3503,6 +3633,54 @@
         </w:tc>
         <w:tc>
           <w:tcPr>
+            <w:tcW w:type="dxa" w:w="1180"/>
+            <w:shd w:fill="F7F7F7" w:color="auto" w:val="clear"/>
+            <w:tcMar>
+              <w:top w:type="dxa" w:w="60"/>
+              <w:left w:type="dxa" w:w="100"/>
+              <w:bottom w:type="dxa" w:w="60"/>
+              <w:right w:type="dxa" w:w="100"/>
+            </w:tcMar>
+          </w:tcPr>
+          <w:p>
+            <w:pPr>
+              <w:spacing w:after="0" w:line="240"/>
+            </w:pPr>
+            <w:r>
+              <w:rPr>
+                <w:sz w:val="20"/>
+                <w:szCs w:val="20"/>
+              </w:rPr>
+              <w:t xml:space="preserve">20/28 *</w:t>
+            </w:r>
+          </w:p>
+        </w:tc>
+        <w:tc>
+          <w:tcPr>
+            <w:tcW w:type="dxa" w:w="1220"/>
+            <w:shd w:fill="F7F7F7" w:color="auto" w:val="clear"/>
+            <w:tcMar>
+              <w:top w:type="dxa" w:w="60"/>
+              <w:left w:type="dxa" w:w="100"/>
+              <w:bottom w:type="dxa" w:w="60"/>
+              <w:right w:type="dxa" w:w="100"/>
+            </w:tcMar>
+          </w:tcPr>
+          <w:p>
+            <w:pPr>
+              <w:spacing w:after="0" w:line="240"/>
+            </w:pPr>
+            <w:r>
+              <w:rPr>
+                <w:sz w:val="20"/>
+                <w:szCs w:val="20"/>
+              </w:rPr>
+              <w:t xml:space="preserve">—</w:t>
+            </w:r>
+          </w:p>
+        </w:tc>
+        <w:tc>
+          <w:tcPr>
             <w:tcW w:type="dxa" w:w="900"/>
             <w:shd w:fill="F7F7F7" w:color="auto" w:val="clear"/>
             <w:tcMar>
@@ -3521,31 +3699,7 @@
                 <w:sz w:val="20"/>
                 <w:szCs w:val="20"/>
               </w:rPr>
-              <w:t xml:space="preserve">7,50 sn</w:t>
-            </w:r>
-          </w:p>
-        </w:tc>
-        <w:tc>
-          <w:tcPr>
-            <w:tcW w:type="dxa" w:w="900"/>
-            <w:shd w:fill="F7F7F7" w:color="auto" w:val="clear"/>
-            <w:tcMar>
-              <w:top w:type="dxa" w:w="60"/>
-              <w:left w:type="dxa" w:w="100"/>
-              <w:bottom w:type="dxa" w:w="60"/>
-              <w:right w:type="dxa" w:w="100"/>
-            </w:tcMar>
-          </w:tcPr>
-          <w:p>
-            <w:pPr>
-              <w:spacing w:after="0" w:line="240"/>
-            </w:pPr>
-            <w:r>
-              <w:rPr>
-                <w:sz w:val="20"/>
-                <w:szCs w:val="20"/>
-              </w:rPr>
-              <w:t xml:space="preserve">9,20 sn</w:t>
+              <w:t xml:space="preserve">8,36 sn</w:t>
             </w:r>
           </w:p>
         </w:tc>
@@ -3575,25 +3729,25 @@
         </w:tc>
         <w:tc>
           <w:tcPr>
-            <w:tcW w:type="dxa" w:w="3560"/>
-            <w:shd w:fill="F7F7F7" w:color="auto" w:val="clear"/>
-            <w:tcMar>
-              <w:top w:type="dxa" w:w="60"/>
-              <w:left w:type="dxa" w:w="100"/>
-              <w:bottom w:type="dxa" w:w="60"/>
-              <w:right w:type="dxa" w:w="100"/>
-            </w:tcMar>
-          </w:tcPr>
-          <w:p>
-            <w:pPr>
-              <w:spacing w:after="0" w:line="240"/>
-            </w:pPr>
-            <w:r>
-              <w:rPr>
-                <w:sz w:val="20"/>
-                <w:szCs w:val="20"/>
-              </w:rPr>
-              <w:t xml:space="preserve">Elendi. Düşünme modu cevabın önüne İngilizce muhakeme yazıyor</w:t>
+            <w:tcW w:type="dxa" w:w="2220"/>
+            <w:shd w:fill="F7F7F7" w:color="auto" w:val="clear"/>
+            <w:tcMar>
+              <w:top w:type="dxa" w:w="60"/>
+              <w:left w:type="dxa" w:w="100"/>
+              <w:bottom w:type="dxa" w:w="60"/>
+              <w:right w:type="dxa" w:w="100"/>
+            </w:tcMar>
+          </w:tcPr>
+          <w:p>
+            <w:pPr>
+              <w:spacing w:after="0" w:line="240"/>
+            </w:pPr>
+            <w:r>
+              <w:rPr>
+                <w:sz w:val="20"/>
+                <w:szCs w:val="20"/>
+              </w:rPr>
+              <w:t xml:space="preserve">Elendi (biçim)</w:t>
             </w:r>
           </w:p>
         </w:tc>
@@ -3613,7 +3767,7 @@
           <w:sz w:val="22"/>
           <w:szCs w:val="22"/>
         </w:rPr>
-        <w:t xml:space="preserve">Kalite sütunu, 14 cevaplanabilir sorunun elle puanlanmasıyla elde edilmiştir (2 = doğru ve yeterli, 1 = kısmen doğru, 0 = yanlış veya alakasız; en yüksek 28).</w:t>
+        <w:t xml:space="preserve">Kalite iki yöntemle ölçülmüştür. Otomatik puan, cevaplanabilir sorulara yazılan beklenen ifadelerin cevapta geçip geçmediğine bakar (hepsi geçerse 2, bir kısmı geçerse 1, hiçbiri geçmezse 0; en yüksek 28). Elle puan aynı ölçeği insan değerlendirmesiyle uygular. İki yöntem aynı sıralamayı vermiştir.</w:t>
       </w:r>
     </w:p>
     <w:p>
@@ -3625,7 +3779,7 @@
           <w:sz w:val="22"/>
           <w:szCs w:val="22"/>
         </w:rPr>
-        <w:t xml:space="preserve">phi-4-mini varsayılan model olarak seçilmiştir. Kalite farkı belirleyicidir: "son commit'i geri al ama değişiklikleri koru" sorusunda doğru komutu (git reset --soft) veren tek küçük modeldir; SQLite, RAG ve VS Code sorularının tamamını doğru yanıtlamıştır. Bedeli gecikmedir: p50 3,95 saniye ile programın 1–3 saniyelik hedefinin dışında kalır ve 8 GB belleğin yaklaşık yarısını kullanır.</w:t>
+        <w:t xml:space="preserve">phi-4-mini varsayılan model olarak seçilmiştir. Kalite farkı belirleyicidir: "son commit'i geri al ama değişiklikleri koru" sorusunda doğru komutu (git reset --soft) veren tek küçük modeldir; SQLite, RAG ve VS Code sorularının tamamını doğru yanıtlamıştır. Bedeli gecikmedir: p50 yaklaşık 4,7 saniye ile programın 1–3 saniyelik hedefinin dışında kalır ve 8 GB belleğin yaklaşık yarısını kullanır.</w:t>
       </w:r>
     </w:p>
     <w:p>
@@ -3661,7 +3815,7 @@
           <w:sz w:val="22"/>
           <w:szCs w:val="22"/>
         </w:rPr>
-        <w:t xml:space="preserve">qwen3-1.7b ölçüme alınmış ancak elenmiştir: model düşünme (thinking) kipinde çalıştığı için Türkçe cevabın önüne İngilizce muhakeme metni yazmakta, çoğu soruda muhakeme belirteç sınırını doldurduğu için cevap hiç görünmemektedir. İstemin sonuna /no_think eklendiğinde Türkçe cevap üretmekte, ancak tek soru 7,1 saniye sürmektedir.</w:t>
+        <w:t xml:space="preserve">(*) qwen3-1.7b otomatik puanlamada qwen2.5-1.5b ile aynı puanı almıştır, ancak cevapları kullanıcıya gösterilebilir durumda değildir: model düşünme kipinde çalıştığı için Türkçe cevabın önüne sayfalarca İngilizce muhakeme yazmakta, çoğu soruda cevabın kendisi belirteç sınırına takılıp hiç görünmemektedir. Doğru komut bu muhakemenin içinde geçtiği için otomatik puan yüksek çıkmaktadır. Bu, ölçütün sınırını gösterir: otomatik puan doğru bilginin bulunduğunu ölçer, cevabın kullanılabilir olduğunu değil. Yöntem, model denemelerini ucuza elemek için uygundur; nihai karar öncesinde cevaplara bir kez gözle bakılmalıdır.</w:t>
       </w:r>
     </w:p>
     <w:p>
@@ -3925,7 +4079,7 @@
                 <w:sz w:val="20"/>
                 <w:szCs w:val="20"/>
               </w:rPr>
-              <w:t xml:space="preserve">Cevaplanamazda çekimserlik</w:t>
+              <w:t xml:space="preserve">Otomatik kalite puanı</w:t>
             </w:r>
           </w:p>
         </w:tc>
@@ -3949,7 +4103,7 @@
                 <w:sz w:val="20"/>
                 <w:szCs w:val="20"/>
               </w:rPr>
-              <w:t xml:space="preserve">5/6 (tamamı erişim eşiği sayesinde)</w:t>
+              <w:t xml:space="preserve">24/28 (%86)</w:t>
             </w:r>
           </w:p>
         </w:tc>
@@ -3974,7 +4128,7 @@
                 <w:sz w:val="20"/>
                 <w:szCs w:val="20"/>
               </w:rPr>
-              <w:t xml:space="preserve">Ortalama yanıt süresi</w:t>
+              <w:t xml:space="preserve">Cevaplanamazda çekimserlik</w:t>
             </w:r>
           </w:p>
         </w:tc>
@@ -3997,7 +4151,7 @@
                 <w:sz w:val="20"/>
                 <w:szCs w:val="20"/>
               </w:rPr>
-              <w:t xml:space="preserve">3,62 sn</w:t>
+              <w:t xml:space="preserve">5/6 (tamamı erişim eşiği sayesinde)</w:t>
             </w:r>
           </w:p>
         </w:tc>
@@ -4023,7 +4177,7 @@
                 <w:sz w:val="20"/>
                 <w:szCs w:val="20"/>
               </w:rPr>
-              <w:t xml:space="preserve">p50 / p95 yanıt süresi</w:t>
+              <w:t xml:space="preserve">Ortalama yanıt süresi</w:t>
             </w:r>
           </w:p>
         </w:tc>
@@ -4047,7 +4201,7 @@
                 <w:sz w:val="20"/>
                 <w:szCs w:val="20"/>
               </w:rPr>
-              <w:t xml:space="preserve">3,95 sn / 10,92 sn</w:t>
+              <w:t xml:space="preserve">4,25 sn</w:t>
             </w:r>
           </w:p>
         </w:tc>
@@ -4072,7 +4226,7 @@
                 <w:sz w:val="20"/>
                 <w:szCs w:val="20"/>
               </w:rPr>
-              <w:t xml:space="preserve">Uç durumlarda çökme</w:t>
+              <w:t xml:space="preserve">p50 / p95 yanıt süresi</w:t>
             </w:r>
           </w:p>
         </w:tc>
@@ -4095,7 +4249,7 @@
                 <w:sz w:val="20"/>
                 <w:szCs w:val="20"/>
               </w:rPr>
-              <w:t xml:space="preserve">0</w:t>
+              <w:t xml:space="preserve">4,72 sn / 12,58 sn</w:t>
             </w:r>
           </w:p>
         </w:tc>
@@ -4121,6 +4275,55 @@
                 <w:sz w:val="20"/>
                 <w:szCs w:val="20"/>
               </w:rPr>
+              <w:t xml:space="preserve">Uç durumlarda çökme</w:t>
+            </w:r>
+          </w:p>
+        </w:tc>
+        <w:tc>
+          <w:tcPr>
+            <w:tcW w:type="dxa" w:w="4680"/>
+            <w:shd w:fill="F7F7F7" w:color="auto" w:val="clear"/>
+            <w:tcMar>
+              <w:top w:type="dxa" w:w="60"/>
+              <w:left w:type="dxa" w:w="100"/>
+              <w:bottom w:type="dxa" w:w="60"/>
+              <w:right w:type="dxa" w:w="100"/>
+            </w:tcMar>
+          </w:tcPr>
+          <w:p>
+            <w:pPr>
+              <w:spacing w:after="0" w:line="240"/>
+            </w:pPr>
+            <w:r>
+              <w:rPr>
+                <w:sz w:val="20"/>
+                <w:szCs w:val="20"/>
+              </w:rPr>
+              <w:t xml:space="preserve">0</w:t>
+            </w:r>
+          </w:p>
+        </w:tc>
+      </w:tr>
+      <w:tr>
+        <w:tc>
+          <w:tcPr>
+            <w:tcW w:type="dxa" w:w="4680"/>
+            <w:tcMar>
+              <w:top w:type="dxa" w:w="60"/>
+              <w:left w:type="dxa" w:w="100"/>
+              <w:bottom w:type="dxa" w:w="60"/>
+              <w:right w:type="dxa" w:w="100"/>
+            </w:tcMar>
+          </w:tcPr>
+          <w:p>
+            <w:pPr>
+              <w:spacing w:after="0" w:line="240"/>
+            </w:pPr>
+            <w:r>
+              <w:rPr>
+                <w:sz w:val="20"/>
+                <w:szCs w:val="20"/>
+              </w:rPr>
               <w:t xml:space="preserve">Birim ve regresyon testleri</w:t>
             </w:r>
           </w:p>
@@ -4128,24 +4331,23 @@
         <w:tc>
           <w:tcPr>
             <w:tcW w:type="dxa" w:w="4680"/>
-            <w:shd w:fill="F7F7F7" w:color="auto" w:val="clear"/>
-            <w:tcMar>
-              <w:top w:type="dxa" w:w="60"/>
-              <w:left w:type="dxa" w:w="100"/>
-              <w:bottom w:type="dxa" w:w="60"/>
-              <w:right w:type="dxa" w:w="100"/>
-            </w:tcMar>
-          </w:tcPr>
-          <w:p>
-            <w:pPr>
-              <w:spacing w:after="0" w:line="240"/>
-            </w:pPr>
-            <w:r>
-              <w:rPr>
-                <w:sz w:val="20"/>
-                <w:szCs w:val="20"/>
-              </w:rPr>
-              <w:t xml:space="preserve">63 test, tamamı geçiyor</w:t>
+            <w:tcMar>
+              <w:top w:type="dxa" w:w="60"/>
+              <w:left w:type="dxa" w:w="100"/>
+              <w:bottom w:type="dxa" w:w="60"/>
+              <w:right w:type="dxa" w:w="100"/>
+            </w:tcMar>
+          </w:tcPr>
+          <w:p>
+            <w:pPr>
+              <w:spacing w:after="0" w:line="240"/>
+            </w:pPr>
+            <w:r>
+              <w:rPr>
+                <w:sz w:val="20"/>
+                <w:szCs w:val="20"/>
+              </w:rPr>
+              <w:t xml:space="preserve">108 test, tamamı geçiyor</w:t>
             </w:r>
           </w:p>
         </w:tc>
@@ -4254,7 +4456,7 @@
           <w:sz w:val="22"/>
           <w:szCs w:val="22"/>
         </w:rPr>
-        <w:t xml:space="preserve">Cevap kalitesi elle puanlanmaktadır; otomatik doğruluk ölçümü yoktur.</w:t>
+        <w:t xml:space="preserve">Otomatik kalite puanı beklenen ifadelerin cevapta geçip geçmediğine bakar; anlamca doğru ama farklı sözcüklerle yazılmış bir cevabı düşük puanlayabilir.</w:t>
       </w:r>
     </w:p>
     <w:p>
@@ -4346,6 +4548,18 @@
           <w:szCs w:val="22"/>
         </w:rPr>
         <w:t xml:space="preserve">Büyük model her zaman iyi model değildir. 2,2 GB'lık phi-3.5-mini, 1,5 GB'lık qwen2.5-1.5b'ye karşı hem daha yavaş hem daha hatalıdır. Sınırlı donanımda seçim ölçütü parametre sayısı değil, hedef dilde talimat takibi ve gecikmedir.</w:t>
+      </w:r>
+    </w:p>
+    <w:p>
+      <w:pPr>
+        <w:spacing w:after="120" w:line="276"/>
+      </w:pPr>
+      <w:r>
+        <w:rPr>
+          <w:sz w:val="22"/>
+          <w:szCs w:val="22"/>
+        </w:rPr>
+        <w:t xml:space="preserve">Sessiz hata, gürültülü hatadan tehlikelidir. Ölçümler bittikten sonra yapılan kod incelemesi üç hata çıkardı: yönlendirmede takvim kelimelerinin mail isteğini bastırması, tanınmayan tarih ifadelerinin sessizce bugüne düşmesi ve web arayüzünün ikon fontunu internetten çekmesi. Üçü de istisna fırlatmıyor, test kırmıyor, yalnızca yanlış davranıyordu. Soru seti de bunları yakalamamıştı çünkü sorular çakışmayacak biçimde seçilmişti; bir test kümesinin ne ölçtüğü kadar neyi ölçmediği de bilinmelidir.</w:t>
       </w:r>
     </w:p>
     <w:p>

--- a/docs/rapor/personas-proje-raporu.docx
+++ b/docs/rapor/personas-proje-raporu.docx
@@ -628,7 +628,7 @@
                 <w:sz w:val="20"/>
                 <w:szCs w:val="20"/>
               </w:rPr>
-              <w:t xml:space="preserve">Arayüz (CLI asgari, Streamlit tercihe bağlı)</w:t>
+              <w:t xml:space="preserve">Arayüz (CLI asgari, Streamlit veya HTML+JS)</w:t>
             </w:r>
           </w:p>
         </w:tc>
@@ -651,7 +651,7 @@
                 <w:sz w:val="20"/>
                 <w:szCs w:val="20"/>
               </w:rPr>
-              <w:t xml:space="preserve">İkisi de: ui/cli.py ve ui/web.py</w:t>
+              <w:t xml:space="preserve">Planın C seçeneği: FastAPI + tek sayfa arayüz (server/), ayrıca ui/cli.py</w:t>
             </w:r>
           </w:p>
         </w:tc>
@@ -701,7 +701,7 @@
                 <w:sz w:val="20"/>
                 <w:szCs w:val="20"/>
               </w:rPr>
-              <w:t xml:space="preserve">eval/questions.json — 30 soru, dört kategori</w:t>
+              <w:t xml:space="preserve">eval/questions.json — 44 soru, beş kategori (yazım hatalı sorular dâhil)</w:t>
             </w:r>
           </w:p>
         </w:tc>
@@ -749,7 +749,7 @@
                 <w:sz w:val="20"/>
                 <w:szCs w:val="20"/>
               </w:rPr>
-              <w:t xml:space="preserve">Kısmen: seçilen modelde p50 ~4,7 sn; hafif alternatif qwen2.5-1.5b ile ~3,0 sn (Bölüm 6.4)</w:t>
+              <w:t xml:space="preserve">Kısmen: p50 4,5 sn, p95 10,3 sn (üretim sınırı ayarlandıktan sonra; öncesinde p95 48 sn idi)</w:t>
             </w:r>
           </w:p>
         </w:tc>
@@ -879,7 +879,7 @@
           <w:sz w:val="22"/>
           <w:szCs w:val="22"/>
         </w:rPr>
-        <w:t xml:space="preserve">Soru embedding'e çevrilir, veritabanındaki 58 parçanın vektörleriyle kosinüs benzerliği hesaplanır, eşiği geçen en iyi üç parça bağlam olarak isteme eklenir. Eşiği geçen parça yoksa dil modeli hiç çağrılmaz; asistan doğrudan bilgisi olmadığını söyler. Bu, hem doğruluk hem hız açısından belirleyicidir: cevaplanamaz sorular ortalama 0,02 saniyede yanıtlanır.</w:t>
+        <w:t xml:space="preserve">Soru embedding'e çevrilir, veritabanındaki 58 parçanın vektörleriyle kosinüs benzerliği hesaplanır ve buna yazım hatalarına dayanıklı sözlüksel bir skor eklenir (0,75 kosinüs + 0,25 sözlüksel); eşiği geçen en iyi üç parça bağlam olarak isteme eklenir. Eşiği geçen parça yoksa dil modeli hiç çağrılmaz; asistan doğrudan bilgisi olmadığını söyler. Bu, hem doğruluk hem hız açısından belirleyicidir: cevaplanamaz sorular ortalama 0,02 saniyede yanıtlanır.</w:t>
       </w:r>
     </w:p>
     <w:p>
@@ -934,6 +934,39 @@
           <w:szCs w:val="22"/>
         </w:rPr>
         <w:t xml:space="preserve">Takvime etkinlik eklemek ve e-posta göndermek yazma işlemleridir ve mimaride ayrı tutulur. assistant.answer() yazma niyeti gördüğünde işlemi yapmaz; taslağı pending_action olarak döndürür. Arayüz taslağı kullanıcıya gösterir ve onay ister; işlemi yalnızca onay sonrası çağrılan assistant.confirm() gerçekleştirir. Silme yeteneği hiç uygulanmamıştır.</w:t>
+      </w:r>
+    </w:p>
+    <w:p>
+      <w:pPr>
+        <w:pStyle w:val="Heading2"/>
+        <w:spacing w:after="120" w:before="240"/>
+      </w:pPr>
+      <w:r>
+        <w:t xml:space="preserve">3.5 Arayüz</w:t>
+      </w:r>
+    </w:p>
+    <w:p>
+      <w:pPr>
+        <w:spacing w:after="120" w:line="276"/>
+      </w:pPr>
+      <w:r>
+        <w:rPr>
+          <w:sz w:val="22"/>
+          <w:szCs w:val="22"/>
+        </w:rPr>
+        <w:t xml:space="preserve">Arayüz, FastAPI üzerinde çalışan tek sayfalık bir web uygulamasıdır (server/). Cevaplar SSE ile token token akıtılır; sohbetler SQLite'ta kalıcıdır; markdown ve kod blokları biçimlendirilir; kaynak rozetine tıklandığında cevabın dayandığı parça metni açılır; belgeler sürükle-bırak ile bilgi tabanına eklenir ve model arayüzden değiştirilebilir.</w:t>
+      </w:r>
+    </w:p>
+    <w:p>
+      <w:pPr>
+        <w:spacing w:after="120" w:line="276"/>
+      </w:pPr>
+      <w:r>
+        <w:rPr>
+          <w:sz w:val="22"/>
+          <w:szCs w:val="22"/>
+        </w:rPr>
+        <w:t xml:space="preserve">Arayüz hiçbir dış kaynağa bağlanmaz: ikon fontu, betik kütüphanesi veya yazı tipi CDN'i yoktur. Bu bilinçli bir kısıttır, çünkü projenin temel iddiası tamamen çevrimdışı çalışmaktır. Program planındaki üç arayüz seçeneğinden C seçeneğine (yerel sunucu + HTML/JS) karşılık gelir.</w:t>
       </w:r>
     </w:p>
     <w:p>
@@ -4030,7 +4063,7 @@
                 <w:sz w:val="20"/>
                 <w:szCs w:val="20"/>
               </w:rPr>
-              <w:t xml:space="preserve">Erişim isabeti hit@1</w:t>
+              <w:t xml:space="preserve">Yazım hatalı sorularda erişim</w:t>
             </w:r>
           </w:p>
         </w:tc>
@@ -4103,7 +4136,7 @@
                 <w:sz w:val="20"/>
                 <w:szCs w:val="20"/>
               </w:rPr>
-              <w:t xml:space="preserve">24/28 (%86)</w:t>
+              <w:t xml:space="preserve">28/28 (%100)</w:t>
             </w:r>
           </w:p>
         </w:tc>
@@ -4151,7 +4184,7 @@
                 <w:sz w:val="20"/>
                 <w:szCs w:val="20"/>
               </w:rPr>
-              <w:t xml:space="preserve">5/6 (tamamı erişim eşiği sayesinde)</w:t>
+              <w:t xml:space="preserve">6/6 (%100)</w:t>
             </w:r>
           </w:p>
         </w:tc>
@@ -4201,7 +4234,7 @@
                 <w:sz w:val="20"/>
                 <w:szCs w:val="20"/>
               </w:rPr>
-              <w:t xml:space="preserve">4,25 sn</w:t>
+              <w:t xml:space="preserve">4,60 sn</w:t>
             </w:r>
           </w:p>
         </w:tc>
@@ -4249,7 +4282,7 @@
                 <w:sz w:val="20"/>
                 <w:szCs w:val="20"/>
               </w:rPr>
-              <w:t xml:space="preserve">4,72 sn / 12,58 sn</w:t>
+              <w:t xml:space="preserve">4,50 sn / 10,27 sn</w:t>
             </w:r>
           </w:p>
         </w:tc>
@@ -4324,7 +4357,7 @@
                 <w:sz w:val="20"/>
                 <w:szCs w:val="20"/>
               </w:rPr>
-              <w:t xml:space="preserve">Birim ve regresyon testleri</w:t>
+              <w:t xml:space="preserve">Birim, HTTP ve regresyon testleri</w:t>
             </w:r>
           </w:p>
         </w:tc>
@@ -4347,7 +4380,7 @@
                 <w:sz w:val="20"/>
                 <w:szCs w:val="20"/>
               </w:rPr>
-              <w:t xml:space="preserve">108 test, tamamı geçiyor</w:t>
+              <w:t xml:space="preserve">167 test, tamamı geçiyor</w:t>
             </w:r>
           </w:p>
         </w:tc>

--- a/docs/rapor/personas-proje-raporu.docx
+++ b/docs/rapor/personas-proje-raporu.docx
@@ -701,7 +701,7 @@
                 <w:sz w:val="20"/>
                 <w:szCs w:val="20"/>
               </w:rPr>
-              <w:t xml:space="preserve">eval/questions.json — 44 soru, beş kategori (yazım hatalı sorular dâhil)</w:t>
+              <w:t xml:space="preserve">eval/questions.json — 50 soru, altı kategori (yazım hatalı ve kısa sorgular dâhil)</w:t>
             </w:r>
           </w:p>
         </w:tc>
@@ -749,7 +749,7 @@
                 <w:sz w:val="20"/>
                 <w:szCs w:val="20"/>
               </w:rPr>
-              <w:t xml:space="preserve">Kısmen: p50 4,5 sn, p95 10,3 sn (üretim sınırı ayarlandıktan sonra; öncesinde p95 48 sn idi)</w:t>
+              <w:t xml:space="preserve">Kısmen: p50 3,0 sn, p95 6,7 sn (üretim sınırı ayarlandıktan sonra; öncesinde p95 48 sn idi)</w:t>
             </w:r>
           </w:p>
         </w:tc>
@@ -954,7 +954,7 @@
           <w:sz w:val="22"/>
           <w:szCs w:val="22"/>
         </w:rPr>
-        <w:t xml:space="preserve">Arayüz, FastAPI üzerinde çalışan tek sayfalık bir web uygulamasıdır (server/). Cevaplar SSE ile token token akıtılır; sohbetler SQLite'ta kalıcıdır; markdown ve kod blokları biçimlendirilir; kaynak rozetine tıklandığında cevabın dayandığı parça metni açılır; belgeler sürükle-bırak ile bilgi tabanına eklenir ve model arayüzden değiştirilebilir.</w:t>
+        <w:t xml:space="preserve">Arayüz, FastAPI üzerinde çalışan tek sayfalık bir web uygulamasıdır (server/). Cevaplar SSE ile token token akıtılır; sohbetler SQLite'ta kalıcıdır; markdown ve kod blokları biçimlendirilir; kaynak rozetine tıklandığında cevabın dayandığı parça metni açılır; her cümlenin sonunda dayandığı parçanın numarası satır içi atıf olarak görünür; belgeler sürükle-bırak ile bilgi tabanına eklenir (.md, .txt ve .pdf) ve model arayüzden değiştirilebilir.</w:t>
       </w:r>
     </w:p>
     <w:p>
@@ -1411,7 +1411,7 @@
                 <w:sz w:val="20"/>
                 <w:szCs w:val="20"/>
               </w:rPr>
-              <w:t xml:space="preserve">CLI + Streamlit</w:t>
+              <w:t xml:space="preserve">CLI + tek sayfa web arayüzü</w:t>
             </w:r>
           </w:p>
         </w:tc>
@@ -1434,7 +1434,7 @@
                 <w:sz w:val="20"/>
                 <w:szCs w:val="20"/>
               </w:rPr>
-              <w:t xml:space="preserve">CLI hata ayıklama ve ölçüm için, Streamlit demo için</w:t>
+              <w:t xml:space="preserve">CLI hata ayıklama ve ölçüm için. Streamlit denendi ve bırakıldı: dış bağımlılık getiriyor ve akış/kaynak paneli üzerinde yeterli denetim vermiyordu. Yerine bağımlılıksız FastAPI + SSE arayüzü (planın C seçeneği)</w:t>
             </w:r>
           </w:p>
         </w:tc>
@@ -1719,7 +1719,7 @@
           <w:sz w:val="22"/>
           <w:szCs w:val="22"/>
         </w:rPr>
-        <w:t xml:space="preserve">Ölçümler 30 soruluk sabit bir set (eval/questions.json) üzerinde, scripts/evaluate.py ile yapılmıştır. Gecikmeler koşumdan koşuma değiştiği için (aynı model iki koşumda p50 3,95 ve 4,72 saniye vermiştir) tek bir ondalık basamağa anlam yüklenmemelidir; modeller arası fark bu oynaklıktan büyüktür. Ham koşum çıktıları docs/eval/ klasöründedir. Ayrıntılı analiz için docs/eval/degerlendirme-raporu.md dosyasına bakılabilir.</w:t>
+        <w:t xml:space="preserve">Ölçümler 50 soruluk sabit bir set (eval/questions.json) üzerinde, scripts/evaluate.py ile yapılmıştır. Setin 24 sorusu dil modelini çağırır; kalan 26 soru (yönlendirme, yazım hatalı ve kısa sorgular) model çalıştırılmadan ölçülür. Gecikmeler koşumdan koşuma değiştiği için (aynı model iki koşumda p50 3,95 ve 4,72 saniye vermiştir) tek bir ondalık basamağa anlam yüklenmemelidir; modeller arası fark bu oynaklıktan büyüktür. Ham koşum çıktıları docs/eval/ klasöründedir. Ayrıntılı analiz için docs/eval/degerlendirme-raporu.md dosyasına bakılabilir.</w:t>
       </w:r>
     </w:p>
     <w:p>
@@ -4086,7 +4086,7 @@
                 <w:sz w:val="20"/>
                 <w:szCs w:val="20"/>
               </w:rPr>
-              <w:t xml:space="preserve">13/14 (%93)</w:t>
+              <w:t xml:space="preserve">14/14 (%100)</w:t>
             </w:r>
           </w:p>
         </w:tc>
@@ -4112,7 +4112,7 @@
                 <w:sz w:val="20"/>
                 <w:szCs w:val="20"/>
               </w:rPr>
-              <w:t xml:space="preserve">Otomatik kalite puanı</w:t>
+              <w:t xml:space="preserve">Kısa / anahtar kelime sorgularında erişim</w:t>
             </w:r>
           </w:p>
         </w:tc>
@@ -4136,7 +4136,7 @@
                 <w:sz w:val="20"/>
                 <w:szCs w:val="20"/>
               </w:rPr>
-              <w:t xml:space="preserve">28/28 (%100)</w:t>
+              <w:t xml:space="preserve">6/6 (%100)</w:t>
             </w:r>
           </w:p>
         </w:tc>
@@ -4161,7 +4161,7 @@
                 <w:sz w:val="20"/>
                 <w:szCs w:val="20"/>
               </w:rPr>
-              <w:t xml:space="preserve">Cevaplanamazda çekimserlik</w:t>
+              <w:t xml:space="preserve">Otomatik kalite puanı</w:t>
             </w:r>
           </w:p>
         </w:tc>
@@ -4184,7 +4184,7 @@
                 <w:sz w:val="20"/>
                 <w:szCs w:val="20"/>
               </w:rPr>
-              <w:t xml:space="preserve">6/6 (%100)</w:t>
+              <w:t xml:space="preserve">28/28 (%100)</w:t>
             </w:r>
           </w:p>
         </w:tc>
@@ -4210,7 +4210,7 @@
                 <w:sz w:val="20"/>
                 <w:szCs w:val="20"/>
               </w:rPr>
-              <w:t xml:space="preserve">Ortalama yanıt süresi</w:t>
+              <w:t xml:space="preserve">Sadakat (ortalama)</w:t>
             </w:r>
           </w:p>
         </w:tc>
@@ -4234,7 +4234,7 @@
                 <w:sz w:val="20"/>
                 <w:szCs w:val="20"/>
               </w:rPr>
-              <w:t xml:space="preserve">4,60 sn</w:t>
+              <w:t xml:space="preserve">%80 — 16 cevapta ölçüldü</w:t>
             </w:r>
           </w:p>
         </w:tc>
@@ -4259,7 +4259,7 @@
                 <w:sz w:val="20"/>
                 <w:szCs w:val="20"/>
               </w:rPr>
-              <w:t xml:space="preserve">p50 / p95 yanıt süresi</w:t>
+              <w:t xml:space="preserve">Kod sadakati</w:t>
             </w:r>
           </w:p>
         </w:tc>
@@ -4282,7 +4282,7 @@
                 <w:sz w:val="20"/>
                 <w:szCs w:val="20"/>
               </w:rPr>
-              <w:t xml:space="preserve">4,50 sn / 10,27 sn</w:t>
+              <w:t xml:space="preserve">10/10 cevapta uydurulmuş komut yok</w:t>
             </w:r>
           </w:p>
         </w:tc>
@@ -4308,7 +4308,7 @@
                 <w:sz w:val="20"/>
                 <w:szCs w:val="20"/>
               </w:rPr>
-              <w:t xml:space="preserve">Uç durumlarda çökme</w:t>
+              <w:t xml:space="preserve">Cevaplanamazda çekimserlik</w:t>
             </w:r>
           </w:p>
         </w:tc>
@@ -4332,7 +4332,7 @@
                 <w:sz w:val="20"/>
                 <w:szCs w:val="20"/>
               </w:rPr>
-              <w:t xml:space="preserve">0</w:t>
+              <w:t xml:space="preserve">6/6 (%100)</w:t>
             </w:r>
           </w:p>
         </w:tc>
@@ -4357,6 +4357,153 @@
                 <w:sz w:val="20"/>
                 <w:szCs w:val="20"/>
               </w:rPr>
+              <w:t xml:space="preserve">Ortalama yanıt süresi</w:t>
+            </w:r>
+          </w:p>
+        </w:tc>
+        <w:tc>
+          <w:tcPr>
+            <w:tcW w:type="dxa" w:w="4680"/>
+            <w:tcMar>
+              <w:top w:type="dxa" w:w="60"/>
+              <w:left w:type="dxa" w:w="100"/>
+              <w:bottom w:type="dxa" w:w="60"/>
+              <w:right w:type="dxa" w:w="100"/>
+            </w:tcMar>
+          </w:tcPr>
+          <w:p>
+            <w:pPr>
+              <w:spacing w:after="0" w:line="240"/>
+            </w:pPr>
+            <w:r>
+              <w:rPr>
+                <w:sz w:val="20"/>
+                <w:szCs w:val="20"/>
+              </w:rPr>
+              <w:t xml:space="preserve">3,32 sn</w:t>
+            </w:r>
+          </w:p>
+        </w:tc>
+      </w:tr>
+      <w:tr>
+        <w:tc>
+          <w:tcPr>
+            <w:tcW w:type="dxa" w:w="4680"/>
+            <w:shd w:fill="F7F7F7" w:color="auto" w:val="clear"/>
+            <w:tcMar>
+              <w:top w:type="dxa" w:w="60"/>
+              <w:left w:type="dxa" w:w="100"/>
+              <w:bottom w:type="dxa" w:w="60"/>
+              <w:right w:type="dxa" w:w="100"/>
+            </w:tcMar>
+          </w:tcPr>
+          <w:p>
+            <w:pPr>
+              <w:spacing w:after="0" w:line="240"/>
+            </w:pPr>
+            <w:r>
+              <w:rPr>
+                <w:sz w:val="20"/>
+                <w:szCs w:val="20"/>
+              </w:rPr>
+              <w:t xml:space="preserve">p50 / p95 yanıt süresi</w:t>
+            </w:r>
+          </w:p>
+        </w:tc>
+        <w:tc>
+          <w:tcPr>
+            <w:tcW w:type="dxa" w:w="4680"/>
+            <w:shd w:fill="F7F7F7" w:color="auto" w:val="clear"/>
+            <w:tcMar>
+              <w:top w:type="dxa" w:w="60"/>
+              <w:left w:type="dxa" w:w="100"/>
+              <w:bottom w:type="dxa" w:w="60"/>
+              <w:right w:type="dxa" w:w="100"/>
+            </w:tcMar>
+          </w:tcPr>
+          <w:p>
+            <w:pPr>
+              <w:spacing w:after="0" w:line="240"/>
+            </w:pPr>
+            <w:r>
+              <w:rPr>
+                <w:sz w:val="20"/>
+                <w:szCs w:val="20"/>
+              </w:rPr>
+              <w:t xml:space="preserve">3,03 sn / 6,65 sn</w:t>
+            </w:r>
+          </w:p>
+        </w:tc>
+      </w:tr>
+      <w:tr>
+        <w:tc>
+          <w:tcPr>
+            <w:tcW w:type="dxa" w:w="4680"/>
+            <w:tcMar>
+              <w:top w:type="dxa" w:w="60"/>
+              <w:left w:type="dxa" w:w="100"/>
+              <w:bottom w:type="dxa" w:w="60"/>
+              <w:right w:type="dxa" w:w="100"/>
+            </w:tcMar>
+          </w:tcPr>
+          <w:p>
+            <w:pPr>
+              <w:spacing w:after="0" w:line="240"/>
+            </w:pPr>
+            <w:r>
+              <w:rPr>
+                <w:sz w:val="20"/>
+                <w:szCs w:val="20"/>
+              </w:rPr>
+              <w:t xml:space="preserve">Uç durumlarda çökme</w:t>
+            </w:r>
+          </w:p>
+        </w:tc>
+        <w:tc>
+          <w:tcPr>
+            <w:tcW w:type="dxa" w:w="4680"/>
+            <w:tcMar>
+              <w:top w:type="dxa" w:w="60"/>
+              <w:left w:type="dxa" w:w="100"/>
+              <w:bottom w:type="dxa" w:w="60"/>
+              <w:right w:type="dxa" w:w="100"/>
+            </w:tcMar>
+          </w:tcPr>
+          <w:p>
+            <w:pPr>
+              <w:spacing w:after="0" w:line="240"/>
+            </w:pPr>
+            <w:r>
+              <w:rPr>
+                <w:sz w:val="20"/>
+                <w:szCs w:val="20"/>
+              </w:rPr>
+              <w:t xml:space="preserve">0</w:t>
+            </w:r>
+          </w:p>
+        </w:tc>
+      </w:tr>
+      <w:tr>
+        <w:tc>
+          <w:tcPr>
+            <w:tcW w:type="dxa" w:w="4680"/>
+            <w:shd w:fill="F7F7F7" w:color="auto" w:val="clear"/>
+            <w:tcMar>
+              <w:top w:type="dxa" w:w="60"/>
+              <w:left w:type="dxa" w:w="100"/>
+              <w:bottom w:type="dxa" w:w="60"/>
+              <w:right w:type="dxa" w:w="100"/>
+            </w:tcMar>
+          </w:tcPr>
+          <w:p>
+            <w:pPr>
+              <w:spacing w:after="0" w:line="240"/>
+            </w:pPr>
+            <w:r>
+              <w:rPr>
+                <w:sz w:val="20"/>
+                <w:szCs w:val="20"/>
+              </w:rPr>
               <w:t xml:space="preserve">Birim, HTTP ve regresyon testleri</w:t>
             </w:r>
           </w:p>
@@ -4364,23 +4511,24 @@
         <w:tc>
           <w:tcPr>
             <w:tcW w:type="dxa" w:w="4680"/>
-            <w:tcMar>
-              <w:top w:type="dxa" w:w="60"/>
-              <w:left w:type="dxa" w:w="100"/>
-              <w:bottom w:type="dxa" w:w="60"/>
-              <w:right w:type="dxa" w:w="100"/>
-            </w:tcMar>
-          </w:tcPr>
-          <w:p>
-            <w:pPr>
-              <w:spacing w:after="0" w:line="240"/>
-            </w:pPr>
-            <w:r>
-              <w:rPr>
-                <w:sz w:val="20"/>
-                <w:szCs w:val="20"/>
-              </w:rPr>
-              <w:t xml:space="preserve">167 test, tamamı geçiyor</w:t>
+            <w:shd w:fill="F7F7F7" w:color="auto" w:val="clear"/>
+            <w:tcMar>
+              <w:top w:type="dxa" w:w="60"/>
+              <w:left w:type="dxa" w:w="100"/>
+              <w:bottom w:type="dxa" w:w="60"/>
+              <w:right w:type="dxa" w:w="100"/>
+            </w:tcMar>
+          </w:tcPr>
+          <w:p>
+            <w:pPr>
+              <w:spacing w:after="0" w:line="240"/>
+            </w:pPr>
+            <w:r>
+              <w:rPr>
+                <w:sz w:val="20"/>
+                <w:szCs w:val="20"/>
+              </w:rPr>
+              <w:t xml:space="preserve">270 test, tamamı geçiyor</w:t>
             </w:r>
           </w:p>
         </w:tc>
@@ -4400,7 +4548,7 @@
           <w:sz w:val="22"/>
           <w:szCs w:val="22"/>
         </w:rPr>
-        <w:t xml:space="preserve">Çekimserlik iki katmanda çalışır ve ölçüm, birinci katmanın belirleyici olduğunu göstermiştir. Cevaplanamaz altı sorunun beşinde benzerlik eşiği hiç parça bırakmamış, asistan dil modelini hiç çağırmadan ortalama 0,02 saniyede bilgisi olmadığını söylemiştir.</w:t>
+        <w:t xml:space="preserve">Çekimserlik iki katmanda çalışır ve ölçüm, birinci katmanın belirleyici olduğunu göstermiştir. Cevaplanamaz altı sorunun altısında da benzerlik eşiği hiç parça bırakmamış, asistan dil modelini hiç çağırmadan ortalama 0,02 saniyede bilgisi olmadığını söylemiştir.</w:t>
       </w:r>
     </w:p>
     <w:p>
@@ -4412,7 +4560,7 @@
           <w:sz w:val="22"/>
           <w:szCs w:val="22"/>
         </w:rPr>
-        <w:t xml:space="preserve">Eşiği aşan tek soruda ("Fotoğrafta diyafram değeri neyi etkiler?") modeller ayrışmıştır: phi-4-mini bağlamdaki alakasız macOS parçasını kullanmamış, ancak istemdeki "yalnızca bağlamı kullan" kuralını da çiğneyerek kendi genel bilgisinden doğru bir fotoğrafçılık cevabı vermiştir. Aynı soruda qwen2.5-1.5b çekimser kalmıştır. Bu, seçilen modelin bilinen ödünüdür: daha güçlü model, bağlam dışına çıkma eğilimini de beraberinde getirmektedir. Bilgi tabanının kapsamı dışındaki sorularda cevabın kaynağı gösterilmediği için kullanıcı bu durumu ayırt edebilir.</w:t>
+        <w:t xml:space="preserve">Ölçümün önceki turlarında eşiği aşan tek soru vardı ("Fotoğrafta diyafram değeri neyi etkiler?") ve modeller o soruda ayrışmıştı: phi-4-mini bağlamdaki alakasız macOS parçasını kullanmamış, ancak istemdeki "yalnızca bağlamı kullan" kuralını da çiğneyerek kendi genel bilgisinden doğru bir fotoğrafçılık cevabı vermişti. Aynı soruda qwen2.5-1.5b çekimser kalmıştı. Erişime sözlüksel katman eklendikten sonra bu soru da eşiğin altında kalmış ve çekimserlik 6/6 olmuştur. Bulgu yine de seçilen modelin bilinen ödünüdür: daha güçlü model, bağlam dışına çıkma eğilimini de beraberinde getirmektedir. Bu eğilimin ne sıklıkta gerçekleştiği artık varsayıma bırakılmamakta, Bölüm 7'de ölçülmektedir.</w:t>
       </w:r>
     </w:p>
     <w:p>
@@ -4421,7 +4569,1215 @@
         <w:spacing w:after="160" w:before="320"/>
       </w:pPr>
       <w:r>
-        <w:t xml:space="preserve">7. Sınırlar</w:t>
+        <w:t xml:space="preserve">7. Sadakat: cevap getirilen parçaya mı dayanıyor</w:t>
+      </w:r>
+    </w:p>
+    <w:p>
+      <w:pPr>
+        <w:spacing w:after="120" w:line="276"/>
+      </w:pPr>
+      <w:r>
+        <w:rPr>
+          <w:sz w:val="22"/>
+          <w:szCs w:val="22"/>
+        </w:rPr>
+        <w:t xml:space="preserve">Bölüm 6'daki otomatik kalite puanı "doğru bilgi cevapta geçiyor mu" sorusunu yanıtlar. Bu, RAG'in asıl iddiasını sınamaz: model doğru cevabı kendi ezberinden de verebilir ve o durumda erişim zinciri fiilen çalışmamış olur. Değerlendirmeye bu yüzden ikinci bir ölçüt eklenmiştir.</w:t>
+      </w:r>
+    </w:p>
+    <w:p>
+      <w:pPr>
+        <w:pStyle w:val="Heading2"/>
+        <w:spacing w:after="120" w:before="240"/>
+      </w:pPr>
+      <w:r>
+        <w:t xml:space="preserve">7.1 Ölçüt</w:t>
+      </w:r>
+    </w:p>
+    <w:p>
+      <w:pPr>
+        <w:spacing w:after="120" w:line="276"/>
+      </w:pPr>
+      <w:r>
+        <w:rPr>
+          <w:sz w:val="22"/>
+          <w:szCs w:val="22"/>
+        </w:rPr>
+        <w:t xml:space="preserve">app/grounding.py, cevaptaki içerik sözcüklerinin kaçının getirilen parçalarda (yaklaşık olarak) geçtiğini hesaplar. Dil modeli gerektirmez, koşum süresine eklenmez. İki eleme yapılır: sorudan gelen sözcükler sayılmaz, yoksa soruyu tekrarlayan cevap haksız yere yüksek puan alır; modelin kendi cümle kurma sözcükleri de sayılmaz. İkincisi ölçütün ilk koşumundan sonra eklenmiştir.</w:t>
+      </w:r>
+    </w:p>
+    <w:p>
+      <w:pPr>
+        <w:spacing w:after="120" w:line="276"/>
+      </w:pPr>
+      <w:r>
+        <w:rPr>
+          <w:sz w:val="22"/>
+          <w:szCs w:val="22"/>
+        </w:rPr>
+        <w:t xml:space="preserve">İlk koşum ölçütün kendi kusurunu göstermiştir. "`ls -la` komutunu kullanın." cevabı 0,50 almıştı: komut bağlamdan geliyor, ancak "komutunu" ve "kullanın" bağlamda geçmiyordu. Türkçe çekim ekleri nedeniyle tam sözcük yerine gövde başlangıcı eşleştirilerek bu sözcükler elendi ve ortalama sadakat %67'den %80'e çıktı. Değişen model ya da cevap değil, ölçütün gürültüsüydü. Bir metriğe karar verdirmeden önce onun neyi cezalandırdığı incelenmelidir.</w:t>
+      </w:r>
+    </w:p>
+    <w:p>
+      <w:pPr>
+        <w:spacing w:after="120" w:line="276"/>
+      </w:pPr>
+      <w:r>
+        <w:rPr>
+          <w:sz w:val="22"/>
+          <w:szCs w:val="22"/>
+        </w:rPr>
+        <w:t xml:space="preserve">Sözlüksel oran bulanık bir ölçüttür; komut uydurmak ise ikili bir hatadır ve kullanıcının çalıştıracağı yanlış komut demektir. Bu nedenle ayrıca kod sadakati ölçülür: cevapta ters tırnak içinde geçen her ifade bağlamda birebir bulunmalıdır.</w:t>
+      </w:r>
+    </w:p>
+    <w:p>
+      <w:pPr>
+        <w:pStyle w:val="Heading2"/>
+        <w:spacing w:after="120" w:before="240"/>
+      </w:pPr>
+      <w:r>
+        <w:t xml:space="preserve">7.2 Sonuçlar</w:t>
+      </w:r>
+    </w:p>
+    <w:tbl>
+      <w:tblPr>
+        <w:tblW w:type="dxa" w:w="9360"/>
+        <w:tblBorders>
+          <w:top w:val="single" w:color="auto" w:sz="4"/>
+          <w:left w:val="single" w:color="auto" w:sz="4"/>
+          <w:bottom w:val="single" w:color="auto" w:sz="4"/>
+          <w:right w:val="single" w:color="auto" w:sz="4"/>
+          <w:insideH w:val="single" w:color="auto" w:sz="4"/>
+          <w:insideV w:val="single" w:color="auto" w:sz="4"/>
+        </w:tblBorders>
+      </w:tblPr>
+      <w:tblGrid>
+        <w:gridCol w:w="4680"/>
+        <w:gridCol w:w="4680"/>
+      </w:tblGrid>
+      <w:tr>
+        <w:trPr>
+          <w:tblHeader/>
+        </w:trPr>
+        <w:tc>
+          <w:tcPr>
+            <w:tcW w:type="dxa" w:w="4680"/>
+            <w:shd w:fill="EFE8D6" w:color="auto" w:val="clear"/>
+            <w:tcMar>
+              <w:top w:type="dxa" w:w="60"/>
+              <w:left w:type="dxa" w:w="100"/>
+              <w:bottom w:type="dxa" w:w="60"/>
+              <w:right w:type="dxa" w:w="100"/>
+            </w:tcMar>
+          </w:tcPr>
+          <w:p>
+            <w:pPr>
+              <w:spacing w:after="0" w:line="240"/>
+            </w:pPr>
+            <w:r>
+              <w:rPr>
+                <w:b/>
+                <w:bCs/>
+                <w:sz w:val="20"/>
+                <w:szCs w:val="20"/>
+              </w:rPr>
+              <w:t xml:space="preserve">Ölçüt</w:t>
+            </w:r>
+          </w:p>
+        </w:tc>
+        <w:tc>
+          <w:tcPr>
+            <w:tcW w:type="dxa" w:w="4680"/>
+            <w:shd w:fill="EFE8D6" w:color="auto" w:val="clear"/>
+            <w:tcMar>
+              <w:top w:type="dxa" w:w="60"/>
+              <w:left w:type="dxa" w:w="100"/>
+              <w:bottom w:type="dxa" w:w="60"/>
+              <w:right w:type="dxa" w:w="100"/>
+            </w:tcMar>
+          </w:tcPr>
+          <w:p>
+            <w:pPr>
+              <w:spacing w:after="0" w:line="240"/>
+            </w:pPr>
+            <w:r>
+              <w:rPr>
+                <w:b/>
+                <w:bCs/>
+                <w:sz w:val="20"/>
+                <w:szCs w:val="20"/>
+              </w:rPr>
+              <w:t xml:space="preserve">Sonuç</w:t>
+            </w:r>
+          </w:p>
+        </w:tc>
+      </w:tr>
+      <w:tr>
+        <w:tc>
+          <w:tcPr>
+            <w:tcW w:type="dxa" w:w="4680"/>
+            <w:tcMar>
+              <w:top w:type="dxa" w:w="60"/>
+              <w:left w:type="dxa" w:w="100"/>
+              <w:bottom w:type="dxa" w:w="60"/>
+              <w:right w:type="dxa" w:w="100"/>
+            </w:tcMar>
+          </w:tcPr>
+          <w:p>
+            <w:pPr>
+              <w:spacing w:after="0" w:line="240"/>
+            </w:pPr>
+            <w:r>
+              <w:rPr>
+                <w:sz w:val="20"/>
+                <w:szCs w:val="20"/>
+              </w:rPr>
+              <w:t xml:space="preserve">Sadakat (ortalama)</w:t>
+            </w:r>
+          </w:p>
+        </w:tc>
+        <w:tc>
+          <w:tcPr>
+            <w:tcW w:type="dxa" w:w="4680"/>
+            <w:tcMar>
+              <w:top w:type="dxa" w:w="60"/>
+              <w:left w:type="dxa" w:w="100"/>
+              <w:bottom w:type="dxa" w:w="60"/>
+              <w:right w:type="dxa" w:w="100"/>
+            </w:tcMar>
+          </w:tcPr>
+          <w:p>
+            <w:pPr>
+              <w:spacing w:after="0" w:line="240"/>
+            </w:pPr>
+            <w:r>
+              <w:rPr>
+                <w:sz w:val="20"/>
+                <w:szCs w:val="20"/>
+              </w:rPr>
+              <w:t xml:space="preserve">%80 — belge akışıyla üretilmiş 16 cevapta ölçüldü</w:t>
+            </w:r>
+          </w:p>
+        </w:tc>
+      </w:tr>
+      <w:tr>
+        <w:tc>
+          <w:tcPr>
+            <w:tcW w:type="dxa" w:w="4680"/>
+            <w:shd w:fill="F7F7F7" w:color="auto" w:val="clear"/>
+            <w:tcMar>
+              <w:top w:type="dxa" w:w="60"/>
+              <w:left w:type="dxa" w:w="100"/>
+              <w:bottom w:type="dxa" w:w="60"/>
+              <w:right w:type="dxa" w:w="100"/>
+            </w:tcMar>
+          </w:tcPr>
+          <w:p>
+            <w:pPr>
+              <w:spacing w:after="0" w:line="240"/>
+            </w:pPr>
+            <w:r>
+              <w:rPr>
+                <w:sz w:val="20"/>
+                <w:szCs w:val="20"/>
+              </w:rPr>
+              <w:t xml:space="preserve">Kod sadakati</w:t>
+            </w:r>
+          </w:p>
+        </w:tc>
+        <w:tc>
+          <w:tcPr>
+            <w:tcW w:type="dxa" w:w="4680"/>
+            <w:shd w:fill="F7F7F7" w:color="auto" w:val="clear"/>
+            <w:tcMar>
+              <w:top w:type="dxa" w:w="60"/>
+              <w:left w:type="dxa" w:w="100"/>
+              <w:bottom w:type="dxa" w:w="60"/>
+              <w:right w:type="dxa" w:w="100"/>
+            </w:tcMar>
+          </w:tcPr>
+          <w:p>
+            <w:pPr>
+              <w:spacing w:after="0" w:line="240"/>
+            </w:pPr>
+            <w:r>
+              <w:rPr>
+                <w:sz w:val="20"/>
+                <w:szCs w:val="20"/>
+              </w:rPr>
+              <w:t xml:space="preserve">10/10 cevapta bağlamda olmayan komut yok</w:t>
+            </w:r>
+          </w:p>
+        </w:tc>
+      </w:tr>
+      <w:tr>
+        <w:tc>
+          <w:tcPr>
+            <w:tcW w:type="dxa" w:w="4680"/>
+            <w:tcMar>
+              <w:top w:type="dxa" w:w="60"/>
+              <w:left w:type="dxa" w:w="100"/>
+              <w:bottom w:type="dxa" w:w="60"/>
+              <w:right w:type="dxa" w:w="100"/>
+            </w:tcMar>
+          </w:tcPr>
+          <w:p>
+            <w:pPr>
+              <w:spacing w:after="0" w:line="240"/>
+            </w:pPr>
+            <w:r>
+              <w:rPr>
+                <w:sz w:val="20"/>
+                <w:szCs w:val="20"/>
+              </w:rPr>
+              <w:t xml:space="preserve">Eşiğin (0,60) altında kalan</w:t>
+            </w:r>
+          </w:p>
+        </w:tc>
+        <w:tc>
+          <w:tcPr>
+            <w:tcW w:type="dxa" w:w="4680"/>
+            <w:tcMar>
+              <w:top w:type="dxa" w:w="60"/>
+              <w:left w:type="dxa" w:w="100"/>
+              <w:bottom w:type="dxa" w:w="60"/>
+              <w:right w:type="dxa" w:w="100"/>
+            </w:tcMar>
+          </w:tcPr>
+          <w:p>
+            <w:pPr>
+              <w:spacing w:after="0" w:line="240"/>
+            </w:pPr>
+            <w:r>
+              <w:rPr>
+                <w:sz w:val="20"/>
+                <w:szCs w:val="20"/>
+              </w:rPr>
+              <w:t xml:space="preserve">2 cevap, ikisi de uç durum kategorisinden</w:t>
+            </w:r>
+          </w:p>
+        </w:tc>
+      </w:tr>
+    </w:tbl>
+    <w:p>
+      <w:pPr>
+        <w:spacing w:after="160"/>
+      </w:pPr>
+    </w:p>
+    <w:p>
+      <w:pPr>
+        <w:spacing w:after="120" w:line="276"/>
+      </w:pPr>
+      <w:r>
+        <w:rPr>
+          <w:sz w:val="22"/>
+          <w:szCs w:val="22"/>
+        </w:rPr>
+        <w:t xml:space="preserve">Eşiğin altında kalan iki cevap, tek sözcüklük "git" sorgusu (0,17) ile "hem git hem python hem sqlite kullanıyorum, nereden başlayayım" sorusudur (0,31). İkisinde de model belgeye değil kendi bilgisine dayanarak genel tavsiye vermektedir; ölçüt tam olarak yakalaması gerekeni yakalamaktadır. Bölüm 6'daki %100'lük kalite puanının arkasında kalan tek gerçek boşluk buydu.</w:t>
+      </w:r>
+    </w:p>
+    <w:p>
+      <w:pPr>
+        <w:pStyle w:val="Heading2"/>
+        <w:spacing w:after="120" w:before="240"/>
+      </w:pPr>
+      <w:r>
+        <w:t xml:space="preserve">7.3 Satır içi atıflar</w:t>
+      </w:r>
+    </w:p>
+    <w:p>
+      <w:pPr>
+        <w:spacing w:after="120" w:line="276"/>
+      </w:pPr>
+      <w:r>
+        <w:rPr>
+          <w:sz w:val="22"/>
+          <w:szCs w:val="22"/>
+        </w:rPr>
+        <w:t xml:space="preserve">Arayüzde her cümlenin sonunda dayandığı parçanın numarası görünür; tıklandığında ilgili parça açılıp vurgulanır. İki yol vardı. Birincisi isteme "her cümleye kaynak numarası yaz" kuralı eklemekti; bunun bedeli daha uzun istem, daha fazla çıktı belirteci ve daha yüksek gecikmedir. Üretim sınırının geniş bırakılmasının p95 gecikmeyi 48 saniyeye çıkardığı bu projede ölçülmüştür. Ayrıca bu boyuttaki bir model numaraları karıştırır ve istem değiştiği için tüm kalite ve çekimserlik ölçümü geçersiz olurdu.</w:t>
+      </w:r>
+    </w:p>
+    <w:p>
+      <w:pPr>
+        <w:spacing w:after="120" w:line="276"/>
+      </w:pPr>
+      <w:r>
+        <w:rPr>
+          <w:sz w:val="22"/>
+          <w:szCs w:val="22"/>
+        </w:rPr>
+        <w:t xml:space="preserve">İkinci yol, atıfı cevap üretildikten sonra çıkarmaktır: app/citations.py her cümleyi, sadakat ölçümünün kullandığı sözlüksel eşleştirmeyle en çok örtüşen parçaya bağlar. Bu yol seçilmiştir. Ölçülen maliyet cevap başına 2,7 milisaniyedir; istem, cevaplar ve Bölüm 6'daki metriklerin hiçbiri değişmemiştir. Atıflar veritabanına yazılmaz, metin ve parçalar zaten saklandığı için geçmiş sohbet açıldığında yeniden hesaplanır.</w:t>
+      </w:r>
+    </w:p>
+    <w:p>
+      <w:pPr>
+        <w:spacing w:after="120" w:line="276"/>
+      </w:pPr>
+      <w:r>
+        <w:rPr>
+          <w:sz w:val="22"/>
+          <w:szCs w:val="22"/>
+        </w:rPr>
+        <w:t xml:space="preserve">Bedeli açıkça belirtmek gerekir: atıf, modelin beyanı değil ölçüme dayalı bir tahmindir. Eşiği geçemeyen cümle atıfsız bırakılır, çünkü yanlış atıf atıfsızlıktan kötüdür.</w:t>
+      </w:r>
+    </w:p>
+    <w:p>
+      <w:pPr>
+        <w:pStyle w:val="Heading2"/>
+        <w:spacing w:after="120" w:before="240"/>
+      </w:pPr>
+      <w:r>
+        <w:t xml:space="preserve">7.4 İki eşiğin ölçümle seçilmesi</w:t>
+      </w:r>
+    </w:p>
+    <w:p>
+      <w:pPr>
+        <w:spacing w:after="120" w:line="276"/>
+      </w:pPr>
+      <w:r>
+        <w:rPr>
+          <w:sz w:val="22"/>
+          <w:szCs w:val="22"/>
+        </w:rPr>
+        <w:t xml:space="preserve">Bölüm 6.3'te erişim eşiği tahminle değil taramayla seçilmişti. Aynı kural bu bölümün eşiklerine de uygulanmıştır. Sadakat eşiği için ayrım iki grup üzerinden yapılır: cevaplanabilir sorular belgeye dayanmak zorundadır, uç durum cevaplarında ise model kendi bilgisine dayanır.</w:t>
+      </w:r>
+    </w:p>
+    <w:tbl>
+      <w:tblPr>
+        <w:tblW w:type="dxa" w:w="9360"/>
+        <w:tblBorders>
+          <w:top w:val="single" w:color="auto" w:sz="4"/>
+          <w:left w:val="single" w:color="auto" w:sz="4"/>
+          <w:bottom w:val="single" w:color="auto" w:sz="4"/>
+          <w:right w:val="single" w:color="auto" w:sz="4"/>
+          <w:insideH w:val="single" w:color="auto" w:sz="4"/>
+          <w:insideV w:val="single" w:color="auto" w:sz="4"/>
+        </w:tblBorders>
+      </w:tblPr>
+      <w:tblGrid>
+        <w:gridCol w:w="3120"/>
+        <w:gridCol w:w="3120"/>
+        <w:gridCol w:w="3120"/>
+      </w:tblGrid>
+      <w:tr>
+        <w:trPr>
+          <w:tblHeader/>
+        </w:trPr>
+        <w:tc>
+          <w:tcPr>
+            <w:tcW w:type="dxa" w:w="3120"/>
+            <w:shd w:fill="EFE8D6" w:color="auto" w:val="clear"/>
+            <w:tcMar>
+              <w:top w:type="dxa" w:w="60"/>
+              <w:left w:type="dxa" w:w="100"/>
+              <w:bottom w:type="dxa" w:w="60"/>
+              <w:right w:type="dxa" w:w="100"/>
+            </w:tcMar>
+          </w:tcPr>
+          <w:p>
+            <w:pPr>
+              <w:spacing w:after="0" w:line="240"/>
+            </w:pPr>
+            <w:r>
+              <w:rPr>
+                <w:b/>
+                <w:bCs/>
+                <w:sz w:val="20"/>
+                <w:szCs w:val="20"/>
+              </w:rPr>
+              <w:t xml:space="preserve">Sadakat eşiği</w:t>
+            </w:r>
+          </w:p>
+        </w:tc>
+        <w:tc>
+          <w:tcPr>
+            <w:tcW w:type="dxa" w:w="3120"/>
+            <w:shd w:fill="EFE8D6" w:color="auto" w:val="clear"/>
+            <w:tcMar>
+              <w:top w:type="dxa" w:w="60"/>
+              <w:left w:type="dxa" w:w="100"/>
+              <w:bottom w:type="dxa" w:w="60"/>
+              <w:right w:type="dxa" w:w="100"/>
+            </w:tcMar>
+          </w:tcPr>
+          <w:p>
+            <w:pPr>
+              <w:spacing w:after="0" w:line="240"/>
+            </w:pPr>
+            <w:r>
+              <w:rPr>
+                <w:b/>
+                <w:bCs/>
+                <w:sz w:val="20"/>
+                <w:szCs w:val="20"/>
+              </w:rPr>
+              <w:t xml:space="preserve">Yanlış alarm</w:t>
+            </w:r>
+          </w:p>
+        </w:tc>
+        <w:tc>
+          <w:tcPr>
+            <w:tcW w:type="dxa" w:w="3120"/>
+            <w:shd w:fill="EFE8D6" w:color="auto" w:val="clear"/>
+            <w:tcMar>
+              <w:top w:type="dxa" w:w="60"/>
+              <w:left w:type="dxa" w:w="100"/>
+              <w:bottom w:type="dxa" w:w="60"/>
+              <w:right w:type="dxa" w:w="100"/>
+            </w:tcMar>
+          </w:tcPr>
+          <w:p>
+            <w:pPr>
+              <w:spacing w:after="0" w:line="240"/>
+            </w:pPr>
+            <w:r>
+              <w:rPr>
+                <w:b/>
+                <w:bCs/>
+                <w:sz w:val="20"/>
+                <w:szCs w:val="20"/>
+              </w:rPr>
+              <w:t xml:space="preserve">Yakalanan uç durum</w:t>
+            </w:r>
+          </w:p>
+        </w:tc>
+      </w:tr>
+      <w:tr>
+        <w:tc>
+          <w:tcPr>
+            <w:tcW w:type="dxa" w:w="3120"/>
+            <w:tcMar>
+              <w:top w:type="dxa" w:w="60"/>
+              <w:left w:type="dxa" w:w="100"/>
+              <w:bottom w:type="dxa" w:w="60"/>
+              <w:right w:type="dxa" w:w="100"/>
+            </w:tcMar>
+          </w:tcPr>
+          <w:p>
+            <w:pPr>
+              <w:spacing w:after="0" w:line="240"/>
+            </w:pPr>
+            <w:r>
+              <w:rPr>
+                <w:sz w:val="20"/>
+                <w:szCs w:val="20"/>
+              </w:rPr>
+              <w:t xml:space="preserve">0,40 – 0,60</w:t>
+            </w:r>
+          </w:p>
+        </w:tc>
+        <w:tc>
+          <w:tcPr>
+            <w:tcW w:type="dxa" w:w="3120"/>
+            <w:tcMar>
+              <w:top w:type="dxa" w:w="60"/>
+              <w:left w:type="dxa" w:w="100"/>
+              <w:bottom w:type="dxa" w:w="60"/>
+              <w:right w:type="dxa" w:w="100"/>
+            </w:tcMar>
+          </w:tcPr>
+          <w:p>
+            <w:pPr>
+              <w:spacing w:after="0" w:line="240"/>
+            </w:pPr>
+            <w:r>
+              <w:rPr>
+                <w:sz w:val="20"/>
+                <w:szCs w:val="20"/>
+              </w:rPr>
+              <w:t xml:space="preserve">0/13</w:t>
+            </w:r>
+          </w:p>
+        </w:tc>
+        <w:tc>
+          <w:tcPr>
+            <w:tcW w:type="dxa" w:w="3120"/>
+            <w:tcMar>
+              <w:top w:type="dxa" w:w="60"/>
+              <w:left w:type="dxa" w:w="100"/>
+              <w:bottom w:type="dxa" w:w="60"/>
+              <w:right w:type="dxa" w:w="100"/>
+            </w:tcMar>
+          </w:tcPr>
+          <w:p>
+            <w:pPr>
+              <w:spacing w:after="0" w:line="240"/>
+            </w:pPr>
+            <w:r>
+              <w:rPr>
+                <w:sz w:val="20"/>
+                <w:szCs w:val="20"/>
+              </w:rPr>
+              <w:t xml:space="preserve">2/3</w:t>
+            </w:r>
+          </w:p>
+        </w:tc>
+      </w:tr>
+      <w:tr>
+        <w:tc>
+          <w:tcPr>
+            <w:tcW w:type="dxa" w:w="3120"/>
+            <w:shd w:fill="F7F7F7" w:color="auto" w:val="clear"/>
+            <w:tcMar>
+              <w:top w:type="dxa" w:w="60"/>
+              <w:left w:type="dxa" w:w="100"/>
+              <w:bottom w:type="dxa" w:w="60"/>
+              <w:right w:type="dxa" w:w="100"/>
+            </w:tcMar>
+          </w:tcPr>
+          <w:p>
+            <w:pPr>
+              <w:spacing w:after="0" w:line="240"/>
+            </w:pPr>
+            <w:r>
+              <w:rPr>
+                <w:sz w:val="20"/>
+                <w:szCs w:val="20"/>
+              </w:rPr>
+              <w:t xml:space="preserve">0,65 – 0,70</w:t>
+            </w:r>
+          </w:p>
+        </w:tc>
+        <w:tc>
+          <w:tcPr>
+            <w:tcW w:type="dxa" w:w="3120"/>
+            <w:shd w:fill="F7F7F7" w:color="auto" w:val="clear"/>
+            <w:tcMar>
+              <w:top w:type="dxa" w:w="60"/>
+              <w:left w:type="dxa" w:w="100"/>
+              <w:bottom w:type="dxa" w:w="60"/>
+              <w:right w:type="dxa" w:w="100"/>
+            </w:tcMar>
+          </w:tcPr>
+          <w:p>
+            <w:pPr>
+              <w:spacing w:after="0" w:line="240"/>
+            </w:pPr>
+            <w:r>
+              <w:rPr>
+                <w:sz w:val="20"/>
+                <w:szCs w:val="20"/>
+              </w:rPr>
+              <w:t xml:space="preserve">2/13</w:t>
+            </w:r>
+          </w:p>
+        </w:tc>
+        <w:tc>
+          <w:tcPr>
+            <w:tcW w:type="dxa" w:w="3120"/>
+            <w:shd w:fill="F7F7F7" w:color="auto" w:val="clear"/>
+            <w:tcMar>
+              <w:top w:type="dxa" w:w="60"/>
+              <w:left w:type="dxa" w:w="100"/>
+              <w:bottom w:type="dxa" w:w="60"/>
+              <w:right w:type="dxa" w:w="100"/>
+            </w:tcMar>
+          </w:tcPr>
+          <w:p>
+            <w:pPr>
+              <w:spacing w:after="0" w:line="240"/>
+            </w:pPr>
+            <w:r>
+              <w:rPr>
+                <w:sz w:val="20"/>
+                <w:szCs w:val="20"/>
+              </w:rPr>
+              <w:t xml:space="preserve">3/3</w:t>
+            </w:r>
+          </w:p>
+        </w:tc>
+      </w:tr>
+      <w:tr>
+        <w:tc>
+          <w:tcPr>
+            <w:tcW w:type="dxa" w:w="3120"/>
+            <w:tcMar>
+              <w:top w:type="dxa" w:w="60"/>
+              <w:left w:type="dxa" w:w="100"/>
+              <w:bottom w:type="dxa" w:w="60"/>
+              <w:right w:type="dxa" w:w="100"/>
+            </w:tcMar>
+          </w:tcPr>
+          <w:p>
+            <w:pPr>
+              <w:spacing w:after="0" w:line="240"/>
+            </w:pPr>
+            <w:r>
+              <w:rPr>
+                <w:sz w:val="20"/>
+                <w:szCs w:val="20"/>
+              </w:rPr>
+              <w:t xml:space="preserve">0,80</w:t>
+            </w:r>
+          </w:p>
+        </w:tc>
+        <w:tc>
+          <w:tcPr>
+            <w:tcW w:type="dxa" w:w="3120"/>
+            <w:tcMar>
+              <w:top w:type="dxa" w:w="60"/>
+              <w:left w:type="dxa" w:w="100"/>
+              <w:bottom w:type="dxa" w:w="60"/>
+              <w:right w:type="dxa" w:w="100"/>
+            </w:tcMar>
+          </w:tcPr>
+          <w:p>
+            <w:pPr>
+              <w:spacing w:after="0" w:line="240"/>
+            </w:pPr>
+            <w:r>
+              <w:rPr>
+                <w:sz w:val="20"/>
+                <w:szCs w:val="20"/>
+              </w:rPr>
+              <w:t xml:space="preserve">3/13</w:t>
+            </w:r>
+          </w:p>
+        </w:tc>
+        <w:tc>
+          <w:tcPr>
+            <w:tcW w:type="dxa" w:w="3120"/>
+            <w:tcMar>
+              <w:top w:type="dxa" w:w="60"/>
+              <w:left w:type="dxa" w:w="100"/>
+              <w:bottom w:type="dxa" w:w="60"/>
+              <w:right w:type="dxa" w:w="100"/>
+            </w:tcMar>
+          </w:tcPr>
+          <w:p>
+            <w:pPr>
+              <w:spacing w:after="0" w:line="240"/>
+            </w:pPr>
+            <w:r>
+              <w:rPr>
+                <w:sz w:val="20"/>
+                <w:szCs w:val="20"/>
+              </w:rPr>
+              <w:t xml:space="preserve">3/3</w:t>
+            </w:r>
+          </w:p>
+        </w:tc>
+      </w:tr>
+    </w:tbl>
+    <w:p>
+      <w:pPr>
+        <w:spacing w:after="160"/>
+      </w:pPr>
+    </w:p>
+    <w:p>
+      <w:pPr>
+        <w:spacing w:after="120" w:line="276"/>
+      </w:pPr>
+      <w:r>
+        <w:rPr>
+          <w:sz w:val="22"/>
+          <w:szCs w:val="22"/>
+        </w:rPr>
+        <w:t xml:space="preserve">0,60 seçilmiştir: yanlış alarm vermeyen en yüksek değer. 0,65'e çıkmak üçüncü uç durumu yakalamakta, ancak bedeli iki doğru cevabı dayanaksız göstermektir; dayanaksızlık iddiası yanlış çıktığında ölçüt güvenilirliğini yitirir.</w:t>
+      </w:r>
+    </w:p>
+    <w:p>
+      <w:pPr>
+        <w:spacing w:after="120" w:line="276"/>
+      </w:pPr>
+      <w:r>
+        <w:rPr>
+          <w:sz w:val="22"/>
+          <w:szCs w:val="22"/>
+        </w:rPr>
+        <w:t xml:space="preserve">Atıf eşiği için ilk denenen ölçüt, atıfın sorunun beklenen kaynağı dışına gitmesiydi. Bu ölçüt hiçbir eşikte ayırt etmedi: erişim isabeti %100 olduğu için ilk parça neredeyse her zaman beklenen kaynaktır. Ölçüt değiştirilmiş, yerine gerçek denge ölçülmüştür: cevaplanabilir sorularda kapsama yüksek olmalı, uç durum cevaplarında model doğaçladığı için atıf verilmemelidir.</w:t>
+      </w:r>
+    </w:p>
+    <w:tbl>
+      <w:tblPr>
+        <w:tblW w:type="dxa" w:w="9360"/>
+        <w:tblBorders>
+          <w:top w:val="single" w:color="auto" w:sz="4"/>
+          <w:left w:val="single" w:color="auto" w:sz="4"/>
+          <w:bottom w:val="single" w:color="auto" w:sz="4"/>
+          <w:right w:val="single" w:color="auto" w:sz="4"/>
+          <w:insideH w:val="single" w:color="auto" w:sz="4"/>
+          <w:insideV w:val="single" w:color="auto" w:sz="4"/>
+        </w:tblBorders>
+      </w:tblPr>
+      <w:tblGrid>
+        <w:gridCol w:w="3120"/>
+        <w:gridCol w:w="3120"/>
+        <w:gridCol w:w="3120"/>
+      </w:tblGrid>
+      <w:tr>
+        <w:trPr>
+          <w:tblHeader/>
+        </w:trPr>
+        <w:tc>
+          <w:tcPr>
+            <w:tcW w:type="dxa" w:w="3120"/>
+            <w:shd w:fill="EFE8D6" w:color="auto" w:val="clear"/>
+            <w:tcMar>
+              <w:top w:type="dxa" w:w="60"/>
+              <w:left w:type="dxa" w:w="100"/>
+              <w:bottom w:type="dxa" w:w="60"/>
+              <w:right w:type="dxa" w:w="100"/>
+            </w:tcMar>
+          </w:tcPr>
+          <w:p>
+            <w:pPr>
+              <w:spacing w:after="0" w:line="240"/>
+            </w:pPr>
+            <w:r>
+              <w:rPr>
+                <w:b/>
+                <w:bCs/>
+                <w:sz w:val="20"/>
+                <w:szCs w:val="20"/>
+              </w:rPr>
+              <w:t xml:space="preserve">Atıf eşiği</w:t>
+            </w:r>
+          </w:p>
+        </w:tc>
+        <w:tc>
+          <w:tcPr>
+            <w:tcW w:type="dxa" w:w="3120"/>
+            <w:shd w:fill="EFE8D6" w:color="auto" w:val="clear"/>
+            <w:tcMar>
+              <w:top w:type="dxa" w:w="60"/>
+              <w:left w:type="dxa" w:w="100"/>
+              <w:bottom w:type="dxa" w:w="60"/>
+              <w:right w:type="dxa" w:w="100"/>
+            </w:tcMar>
+          </w:tcPr>
+          <w:p>
+            <w:pPr>
+              <w:spacing w:after="0" w:line="240"/>
+            </w:pPr>
+            <w:r>
+              <w:rPr>
+                <w:b/>
+                <w:bCs/>
+                <w:sz w:val="20"/>
+                <w:szCs w:val="20"/>
+              </w:rPr>
+              <w:t xml:space="preserve">Kapsama (cevaplanabilir)</w:t>
+            </w:r>
+          </w:p>
+        </w:tc>
+        <w:tc>
+          <w:tcPr>
+            <w:tcW w:type="dxa" w:w="3120"/>
+            <w:shd w:fill="EFE8D6" w:color="auto" w:val="clear"/>
+            <w:tcMar>
+              <w:top w:type="dxa" w:w="60"/>
+              <w:left w:type="dxa" w:w="100"/>
+              <w:bottom w:type="dxa" w:w="60"/>
+              <w:right w:type="dxa" w:w="100"/>
+            </w:tcMar>
+          </w:tcPr>
+          <w:p>
+            <w:pPr>
+              <w:spacing w:after="0" w:line="240"/>
+            </w:pPr>
+            <w:r>
+              <w:rPr>
+                <w:b/>
+                <w:bCs/>
+                <w:sz w:val="20"/>
+                <w:szCs w:val="20"/>
+              </w:rPr>
+              <w:t xml:space="preserve">Doğaçlamaya atıf (uç durum)</w:t>
+            </w:r>
+          </w:p>
+        </w:tc>
+      </w:tr>
+      <w:tr>
+        <w:tc>
+          <w:tcPr>
+            <w:tcW w:type="dxa" w:w="3120"/>
+            <w:tcMar>
+              <w:top w:type="dxa" w:w="60"/>
+              <w:left w:type="dxa" w:w="100"/>
+              <w:bottom w:type="dxa" w:w="60"/>
+              <w:right w:type="dxa" w:w="100"/>
+            </w:tcMar>
+          </w:tcPr>
+          <w:p>
+            <w:pPr>
+              <w:spacing w:after="0" w:line="240"/>
+            </w:pPr>
+            <w:r>
+              <w:rPr>
+                <w:sz w:val="20"/>
+                <w:szCs w:val="20"/>
+              </w:rPr>
+              <w:t xml:space="preserve">0,40</w:t>
+            </w:r>
+          </w:p>
+        </w:tc>
+        <w:tc>
+          <w:tcPr>
+            <w:tcW w:type="dxa" w:w="3120"/>
+            <w:tcMar>
+              <w:top w:type="dxa" w:w="60"/>
+              <w:left w:type="dxa" w:w="100"/>
+              <w:bottom w:type="dxa" w:w="60"/>
+              <w:right w:type="dxa" w:w="100"/>
+            </w:tcMar>
+          </w:tcPr>
+          <w:p>
+            <w:pPr>
+              <w:spacing w:after="0" w:line="240"/>
+            </w:pPr>
+            <w:r>
+              <w:rPr>
+                <w:sz w:val="20"/>
+                <w:szCs w:val="20"/>
+              </w:rPr>
+              <w:t xml:space="preserve">23/23 (%100)</w:t>
+            </w:r>
+          </w:p>
+        </w:tc>
+        <w:tc>
+          <w:tcPr>
+            <w:tcW w:type="dxa" w:w="3120"/>
+            <w:tcMar>
+              <w:top w:type="dxa" w:w="60"/>
+              <w:left w:type="dxa" w:w="100"/>
+              <w:bottom w:type="dxa" w:w="60"/>
+              <w:right w:type="dxa" w:w="100"/>
+            </w:tcMar>
+          </w:tcPr>
+          <w:p>
+            <w:pPr>
+              <w:spacing w:after="0" w:line="240"/>
+            </w:pPr>
+            <w:r>
+              <w:rPr>
+                <w:sz w:val="20"/>
+                <w:szCs w:val="20"/>
+              </w:rPr>
+              <w:t xml:space="preserve">10/26</w:t>
+            </w:r>
+          </w:p>
+        </w:tc>
+      </w:tr>
+      <w:tr>
+        <w:tc>
+          <w:tcPr>
+            <w:tcW w:type="dxa" w:w="3120"/>
+            <w:shd w:fill="F7F7F7" w:color="auto" w:val="clear"/>
+            <w:tcMar>
+              <w:top w:type="dxa" w:w="60"/>
+              <w:left w:type="dxa" w:w="100"/>
+              <w:bottom w:type="dxa" w:w="60"/>
+              <w:right w:type="dxa" w:w="100"/>
+            </w:tcMar>
+          </w:tcPr>
+          <w:p>
+            <w:pPr>
+              <w:spacing w:after="0" w:line="240"/>
+            </w:pPr>
+            <w:r>
+              <w:rPr>
+                <w:sz w:val="20"/>
+                <w:szCs w:val="20"/>
+              </w:rPr>
+              <w:t xml:space="preserve">0,50</w:t>
+            </w:r>
+          </w:p>
+        </w:tc>
+        <w:tc>
+          <w:tcPr>
+            <w:tcW w:type="dxa" w:w="3120"/>
+            <w:shd w:fill="F7F7F7" w:color="auto" w:val="clear"/>
+            <w:tcMar>
+              <w:top w:type="dxa" w:w="60"/>
+              <w:left w:type="dxa" w:w="100"/>
+              <w:bottom w:type="dxa" w:w="60"/>
+              <w:right w:type="dxa" w:w="100"/>
+            </w:tcMar>
+          </w:tcPr>
+          <w:p>
+            <w:pPr>
+              <w:spacing w:after="0" w:line="240"/>
+            </w:pPr>
+            <w:r>
+              <w:rPr>
+                <w:sz w:val="20"/>
+                <w:szCs w:val="20"/>
+              </w:rPr>
+              <w:t xml:space="preserve">21/23 (%91)</w:t>
+            </w:r>
+          </w:p>
+        </w:tc>
+        <w:tc>
+          <w:tcPr>
+            <w:tcW w:type="dxa" w:w="3120"/>
+            <w:shd w:fill="F7F7F7" w:color="auto" w:val="clear"/>
+            <w:tcMar>
+              <w:top w:type="dxa" w:w="60"/>
+              <w:left w:type="dxa" w:w="100"/>
+              <w:bottom w:type="dxa" w:w="60"/>
+              <w:right w:type="dxa" w:w="100"/>
+            </w:tcMar>
+          </w:tcPr>
+          <w:p>
+            <w:pPr>
+              <w:spacing w:after="0" w:line="240"/>
+            </w:pPr>
+            <w:r>
+              <w:rPr>
+                <w:sz w:val="20"/>
+                <w:szCs w:val="20"/>
+              </w:rPr>
+              <w:t xml:space="preserve">7/26</w:t>
+            </w:r>
+          </w:p>
+        </w:tc>
+      </w:tr>
+      <w:tr>
+        <w:tc>
+          <w:tcPr>
+            <w:tcW w:type="dxa" w:w="3120"/>
+            <w:tcMar>
+              <w:top w:type="dxa" w:w="60"/>
+              <w:left w:type="dxa" w:w="100"/>
+              <w:bottom w:type="dxa" w:w="60"/>
+              <w:right w:type="dxa" w:w="100"/>
+            </w:tcMar>
+          </w:tcPr>
+          <w:p>
+            <w:pPr>
+              <w:spacing w:after="0" w:line="240"/>
+            </w:pPr>
+            <w:r>
+              <w:rPr>
+                <w:sz w:val="20"/>
+                <w:szCs w:val="20"/>
+              </w:rPr>
+              <w:t xml:space="preserve">0,55 (seçilen)</w:t>
+            </w:r>
+          </w:p>
+        </w:tc>
+        <w:tc>
+          <w:tcPr>
+            <w:tcW w:type="dxa" w:w="3120"/>
+            <w:tcMar>
+              <w:top w:type="dxa" w:w="60"/>
+              <w:left w:type="dxa" w:w="100"/>
+              <w:bottom w:type="dxa" w:w="60"/>
+              <w:right w:type="dxa" w:w="100"/>
+            </w:tcMar>
+          </w:tcPr>
+          <w:p>
+            <w:pPr>
+              <w:spacing w:after="0" w:line="240"/>
+            </w:pPr>
+            <w:r>
+              <w:rPr>
+                <w:sz w:val="20"/>
+                <w:szCs w:val="20"/>
+              </w:rPr>
+              <w:t xml:space="preserve">21/23 (%91)</w:t>
+            </w:r>
+          </w:p>
+        </w:tc>
+        <w:tc>
+          <w:tcPr>
+            <w:tcW w:type="dxa" w:w="3120"/>
+            <w:tcMar>
+              <w:top w:type="dxa" w:w="60"/>
+              <w:left w:type="dxa" w:w="100"/>
+              <w:bottom w:type="dxa" w:w="60"/>
+              <w:right w:type="dxa" w:w="100"/>
+            </w:tcMar>
+          </w:tcPr>
+          <w:p>
+            <w:pPr>
+              <w:spacing w:after="0" w:line="240"/>
+            </w:pPr>
+            <w:r>
+              <w:rPr>
+                <w:sz w:val="20"/>
+                <w:szCs w:val="20"/>
+              </w:rPr>
+              <w:t xml:space="preserve">6/26</w:t>
+            </w:r>
+          </w:p>
+        </w:tc>
+      </w:tr>
+      <w:tr>
+        <w:tc>
+          <w:tcPr>
+            <w:tcW w:type="dxa" w:w="3120"/>
+            <w:shd w:fill="F7F7F7" w:color="auto" w:val="clear"/>
+            <w:tcMar>
+              <w:top w:type="dxa" w:w="60"/>
+              <w:left w:type="dxa" w:w="100"/>
+              <w:bottom w:type="dxa" w:w="60"/>
+              <w:right w:type="dxa" w:w="100"/>
+            </w:tcMar>
+          </w:tcPr>
+          <w:p>
+            <w:pPr>
+              <w:spacing w:after="0" w:line="240"/>
+            </w:pPr>
+            <w:r>
+              <w:rPr>
+                <w:sz w:val="20"/>
+                <w:szCs w:val="20"/>
+              </w:rPr>
+              <w:t xml:space="preserve">0,70</w:t>
+            </w:r>
+          </w:p>
+        </w:tc>
+        <w:tc>
+          <w:tcPr>
+            <w:tcW w:type="dxa" w:w="3120"/>
+            <w:shd w:fill="F7F7F7" w:color="auto" w:val="clear"/>
+            <w:tcMar>
+              <w:top w:type="dxa" w:w="60"/>
+              <w:left w:type="dxa" w:w="100"/>
+              <w:bottom w:type="dxa" w:w="60"/>
+              <w:right w:type="dxa" w:w="100"/>
+            </w:tcMar>
+          </w:tcPr>
+          <w:p>
+            <w:pPr>
+              <w:spacing w:after="0" w:line="240"/>
+            </w:pPr>
+            <w:r>
+              <w:rPr>
+                <w:sz w:val="20"/>
+                <w:szCs w:val="20"/>
+              </w:rPr>
+              <w:t xml:space="preserve">18/23 (%78)</w:t>
+            </w:r>
+          </w:p>
+        </w:tc>
+        <w:tc>
+          <w:tcPr>
+            <w:tcW w:type="dxa" w:w="3120"/>
+            <w:shd w:fill="F7F7F7" w:color="auto" w:val="clear"/>
+            <w:tcMar>
+              <w:top w:type="dxa" w:w="60"/>
+              <w:left w:type="dxa" w:w="100"/>
+              <w:bottom w:type="dxa" w:w="60"/>
+              <w:right w:type="dxa" w:w="100"/>
+            </w:tcMar>
+          </w:tcPr>
+          <w:p>
+            <w:pPr>
+              <w:spacing w:after="0" w:line="240"/>
+            </w:pPr>
+            <w:r>
+              <w:rPr>
+                <w:sz w:val="20"/>
+                <w:szCs w:val="20"/>
+              </w:rPr>
+              <w:t xml:space="preserve">6/26</w:t>
+            </w:r>
+          </w:p>
+        </w:tc>
+      </w:tr>
+      <w:tr>
+        <w:tc>
+          <w:tcPr>
+            <w:tcW w:type="dxa" w:w="3120"/>
+            <w:tcMar>
+              <w:top w:type="dxa" w:w="60"/>
+              <w:left w:type="dxa" w:w="100"/>
+              <w:bottom w:type="dxa" w:w="60"/>
+              <w:right w:type="dxa" w:w="100"/>
+            </w:tcMar>
+          </w:tcPr>
+          <w:p>
+            <w:pPr>
+              <w:spacing w:after="0" w:line="240"/>
+            </w:pPr>
+            <w:r>
+              <w:rPr>
+                <w:sz w:val="20"/>
+                <w:szCs w:val="20"/>
+              </w:rPr>
+              <w:t xml:space="preserve">0,80</w:t>
+            </w:r>
+          </w:p>
+        </w:tc>
+        <w:tc>
+          <w:tcPr>
+            <w:tcW w:type="dxa" w:w="3120"/>
+            <w:tcMar>
+              <w:top w:type="dxa" w:w="60"/>
+              <w:left w:type="dxa" w:w="100"/>
+              <w:bottom w:type="dxa" w:w="60"/>
+              <w:right w:type="dxa" w:w="100"/>
+            </w:tcMar>
+          </w:tcPr>
+          <w:p>
+            <w:pPr>
+              <w:spacing w:after="0" w:line="240"/>
+            </w:pPr>
+            <w:r>
+              <w:rPr>
+                <w:sz w:val="20"/>
+                <w:szCs w:val="20"/>
+              </w:rPr>
+              <w:t xml:space="preserve">15/23 (%65)</w:t>
+            </w:r>
+          </w:p>
+        </w:tc>
+        <w:tc>
+          <w:tcPr>
+            <w:tcW w:type="dxa" w:w="3120"/>
+            <w:tcMar>
+              <w:top w:type="dxa" w:w="60"/>
+              <w:left w:type="dxa" w:w="100"/>
+              <w:bottom w:type="dxa" w:w="60"/>
+              <w:right w:type="dxa" w:w="100"/>
+            </w:tcMar>
+          </w:tcPr>
+          <w:p>
+            <w:pPr>
+              <w:spacing w:after="0" w:line="240"/>
+            </w:pPr>
+            <w:r>
+              <w:rPr>
+                <w:sz w:val="20"/>
+                <w:szCs w:val="20"/>
+              </w:rPr>
+              <w:t xml:space="preserve">6/26</w:t>
+            </w:r>
+          </w:p>
+        </w:tc>
+      </w:tr>
+    </w:tbl>
+    <w:p>
+      <w:pPr>
+        <w:spacing w:after="160"/>
+      </w:pPr>
+    </w:p>
+    <w:p>
+      <w:pPr>
+        <w:spacing w:after="120" w:line="276"/>
+      </w:pPr>
+      <w:r>
+        <w:rPr>
+          <w:sz w:val="22"/>
+          <w:szCs w:val="22"/>
+        </w:rPr>
+        <w:t xml:space="preserve">0,55 eğrinin dirseğidir. 0,40'a inmek kapsamayı iki cümle artırırken doğaçlama cümlelerine verilen atıfı 6'dan 10'a çıkarmakta; 0,70'e çıkmak ise kapsamayı %78'e düşürmekte, karşılığında doğaçlamaya atıfı hiç azaltmamaktadır. Tarama, kayıtlı bir koşum üzerinden dil modeli çağrılmadan tekrarlanabilir: python scripts/evaluate.py --sadakat-tarama &lt;koşum.json&gt;</w:t>
+      </w:r>
+    </w:p>
+    <w:p>
+      <w:pPr>
+        <w:spacing w:after="160"/>
+      </w:pPr>
+    </w:p>
+    <w:p>
+      <w:pPr>
+        <w:pStyle w:val="Heading1"/>
+        <w:spacing w:after="160" w:before="320"/>
+      </w:pPr>
+      <w:r>
+        <w:t xml:space="preserve">8. Sınırlar</w:t>
       </w:r>
     </w:p>
     <w:p>
@@ -4523,7 +5879,24 @@
           <w:sz w:val="22"/>
           <w:szCs w:val="22"/>
         </w:rPr>
-        <w:t xml:space="preserve">Belgeler yalnızca .txt ve .md biçimindedir; PDF işleme kapsam dışıdır.</w:t>
+        <w:t xml:space="preserve">Sadakat ölçütü sözlükseldir: aynı bilgiyi bambaşka sözcüklerle yeniden yazan bir cevabı düşük puanlar. Aynı sebeple satır içi atıflar modelin beyanı değil, ölçüme dayalı bir tahmindir.</w:t>
+      </w:r>
+    </w:p>
+    <w:p>
+      <w:pPr>
+        <w:pStyle w:val="ListParagraph"/>
+        <w:numPr>
+          <w:ilvl w:val="0"/>
+          <w:numId w:val="2"/>
+        </w:numPr>
+        <w:spacing w:after="80" w:line="276"/>
+      </w:pPr>
+      <w:r>
+        <w:rPr>
+          <w:sz w:val="22"/>
+          <w:szCs w:val="22"/>
+        </w:rPr>
+        <w:t xml:space="preserve">Görsel yükleme kapalıdır: Foundry Local'in yerel uç noktası içerik dizisini düz metne indirgeyip görseli modele iletmemektedir (kod tarafı hazırdır).</w:t>
       </w:r>
     </w:p>
     <w:p>
@@ -4532,7 +5905,7 @@
         <w:spacing w:after="160" w:before="320"/>
       </w:pPr>
       <w:r>
-        <w:t xml:space="preserve">8. Öğrenilenler</w:t>
+        <w:t xml:space="preserve">9. Öğrenilenler</w:t>
       </w:r>
     </w:p>
     <w:p>
@@ -4601,7 +5974,7 @@
         <w:spacing w:after="160" w:before="320"/>
       </w:pPr>
       <w:r>
-        <w:t xml:space="preserve">9. Kaynaklar</w:t>
+        <w:t xml:space="preserve">10. Kaynaklar</w:t>
       </w:r>
     </w:p>
     <w:p>

--- a/docs/rapor/personas-proje-raporu.docx
+++ b/docs/rapor/personas-proje-raporu.docx
@@ -4528,7 +4528,7 @@
                 <w:sz w:val="20"/>
                 <w:szCs w:val="20"/>
               </w:rPr>
-              <w:t xml:space="preserve">270 test, tamamı geçiyor</w:t>
+              <w:t xml:space="preserve">275 test, tamamı geçiyor</w:t>
             </w:r>
           </w:p>
         </w:tc>
@@ -4906,6 +4906,18 @@
           <w:szCs w:val="22"/>
         </w:rPr>
         <w:t xml:space="preserve">İkinci yol, atıfı cevap üretildikten sonra çıkarmaktır: app/citations.py her cümleyi, sadakat ölçümünün kullandığı sözlüksel eşleştirmeyle en çok örtüşen parçaya bağlar. Bu yol seçilmiştir. Ölçülen maliyet cevap başına 2,7 milisaniyedir; istem, cevaplar ve Bölüm 6'daki metriklerin hiçbiri değişmemiştir. Atıflar veritabanına yazılmaz, metin ve parçalar zaten saklandığı için geçmiş sohbet açıldığında yeniden hesaplanır.</w:t>
+      </w:r>
+    </w:p>
+    <w:p>
+      <w:pPr>
+        <w:spacing w:after="120" w:line="276"/>
+      </w:pPr>
+      <w:r>
+        <w:rPr>
+          <w:sz w:val="22"/>
+          <w:szCs w:val="22"/>
+        </w:rPr>
+        <w:t xml:space="preserve">Terminal arayüzünde cevap akarak yazıldığı için rozet metnin içine konamaz; atıflar cevabın altına cümle sırasına göre bir harita olarak yazılır ("Atıflar: 1→[1] 3→[1] · atıfsız: 2"). Numaralar iki arayüzde aynıdır, çünkü ikisi de getirilen parçaların sırasını kullanır.</w:t>
       </w:r>
     </w:p>
     <w:p>
